--- a/unit test.docx
+++ b/unit test.docx
@@ -1692,6 +1692,8 @@
       <w:r>
         <w:rPr>
           <w:rFonts w:ascii="Lucida Console" w:hAnsi="Lucida Console"/>
+          <w:noProof/>
+          <w:lang w:eastAsia="tr-TR"/>
         </w:rPr>
         <w:lastRenderedPageBreak/>
         <w:drawing>
@@ -1764,19 +1766,7 @@
         <w:rPr>
           <w:rFonts w:ascii="Lucida Console" w:hAnsi="Lucida Console"/>
         </w:rPr>
-        <w:t>@TestMethodOrderer(MethodOrderer.</w:t>
-      </w:r>
-      <w:r>
-        <w:rPr>
-          <w:rFonts w:ascii="Lucida Console" w:hAnsi="Lucida Console"/>
-        </w:rPr>
-        <w:t>MethodName</w:t>
-      </w:r>
-      <w:r>
-        <w:rPr>
-          <w:rFonts w:ascii="Lucida Console" w:hAnsi="Lucida Console"/>
-        </w:rPr>
-        <w:t>.class)</w:t>
+        <w:t>@TestMethodOrderer(MethodOrderer.MethodName.class)</w:t>
       </w:r>
     </w:p>
     <w:p>
@@ -1965,25 +1955,123 @@
         <w:rPr>
           <w:rFonts w:ascii="Lucida Console" w:hAnsi="Lucida Console"/>
         </w:rPr>
-        <w:t>@EnabledOnOs(</w:t>
-      </w:r>
-      <w:r>
-        <w:rPr>
-          <w:rFonts w:ascii="Lucida Console" w:hAnsi="Lucida Console"/>
-        </w:rPr>
-        <w:t>{</w:t>
-      </w:r>
-      <w:r>
-        <w:rPr>
-          <w:rFonts w:ascii="Lucida Console" w:hAnsi="Lucida Console"/>
-        </w:rPr>
-        <w:t>OS.Windows</w:t>
-      </w:r>
-      <w:r>
-        <w:rPr>
-          <w:rFonts w:ascii="Lucida Console" w:hAnsi="Lucida Console"/>
-        </w:rPr>
-        <w:t>,OS.MAC}</w:t>
+        <w:t>@EnabledOnOs({OS.Windows,OS.MAC})</w:t>
+      </w:r>
+    </w:p>
+    <w:p>
+      <w:pPr>
+        <w:jc w:val="both"/>
+        <w:rPr>
+          <w:rFonts w:ascii="Lucida Console" w:hAnsi="Lucida Console"/>
+        </w:rPr>
+      </w:pPr>
+      <w:r>
+        <w:rPr>
+          <w:rFonts w:ascii="Lucida Console" w:hAnsi="Lucida Console"/>
+        </w:rPr>
+        <w:t xml:space="preserve">only runs on </w:t>
+      </w:r>
+      <w:r>
+        <w:rPr>
+          <w:rFonts w:ascii="Lucida Console" w:hAnsi="Lucida Console"/>
+        </w:rPr>
+        <w:t xml:space="preserve">given </w:t>
+      </w:r>
+      <w:r>
+        <w:rPr>
+          <w:rFonts w:ascii="Lucida Console" w:hAnsi="Lucida Console"/>
+        </w:rPr>
+        <w:t>environment</w:t>
+      </w:r>
+    </w:p>
+    <w:p>
+      <w:pPr>
+        <w:jc w:val="both"/>
+        <w:rPr>
+          <w:rFonts w:ascii="Lucida Console" w:hAnsi="Lucida Console"/>
+        </w:rPr>
+      </w:pPr>
+    </w:p>
+    <w:p>
+      <w:pPr>
+        <w:jc w:val="both"/>
+        <w:rPr>
+          <w:rFonts w:ascii="Lucida Console" w:hAnsi="Lucida Console"/>
+        </w:rPr>
+      </w:pPr>
+      <w:r>
+        <w:rPr>
+          <w:rFonts w:ascii="Lucida Console" w:hAnsi="Lucida Console"/>
+        </w:rPr>
+        <w:t>@Test</w:t>
+      </w:r>
+    </w:p>
+    <w:p>
+      <w:pPr>
+        <w:jc w:val="both"/>
+        <w:rPr>
+          <w:rFonts w:ascii="Lucida Console" w:hAnsi="Lucida Console"/>
+        </w:rPr>
+      </w:pPr>
+      <w:r>
+        <w:rPr>
+          <w:rFonts w:ascii="Lucida Console" w:hAnsi="Lucida Console"/>
+        </w:rPr>
+        <w:t>@EnabledIfSystemProperty(named=”PROP”, matches=”CI_CD”)</w:t>
+      </w:r>
+    </w:p>
+    <w:p>
+      <w:pPr>
+        <w:jc w:val="both"/>
+        <w:rPr>
+          <w:rFonts w:ascii="Lucida Console" w:hAnsi="Lucida Console"/>
+        </w:rPr>
+      </w:pPr>
+    </w:p>
+    <w:p>
+      <w:pPr>
+        <w:jc w:val="both"/>
+        <w:rPr>
+          <w:rFonts w:ascii="Lucida Console" w:hAnsi="Lucida Console"/>
+        </w:rPr>
+      </w:pPr>
+      <w:r>
+        <w:rPr>
+          <w:rFonts w:ascii="Lucida Console" w:hAnsi="Lucida Console"/>
+        </w:rPr>
+        <w:t>@Test</w:t>
+      </w:r>
+    </w:p>
+    <w:p>
+      <w:pPr>
+        <w:jc w:val="both"/>
+        <w:rPr>
+          <w:rFonts w:ascii="Lucida Console" w:hAnsi="Lucida Console"/>
+        </w:rPr>
+      </w:pPr>
+      <w:r>
+        <w:rPr>
+          <w:rFonts w:ascii="Lucida Console" w:hAnsi="Lucida Console"/>
+        </w:rPr>
+        <w:t>@EnabledIfEnvironmentVariable(named=”</w:t>
+      </w:r>
+      <w:r>
+        <w:rPr>
+          <w:rFonts w:ascii="Lucida Console" w:hAnsi="Lucida Console"/>
+        </w:rPr>
+        <w:t>ENV</w:t>
+      </w:r>
+      <w:r>
+        <w:rPr>
+          <w:rFonts w:ascii="Lucida Console" w:hAnsi="Lucida Console"/>
+        </w:rPr>
+        <w:t>”</w:t>
+      </w:r>
+      <w:r>
+        <w:rPr>
+          <w:rFonts w:ascii="Lucida Console" w:hAnsi="Lucida Console"/>
+        </w:rPr>
+        <w:t>, matches=”dev”</w:t>
       </w:r>
       <w:r>
         <w:rPr>
@@ -1999,139 +2087,19 @@
           <w:rFonts w:ascii="Lucida Console" w:hAnsi="Lucida Console"/>
         </w:rPr>
       </w:pPr>
-      <w:r>
-        <w:rPr>
-          <w:rFonts w:ascii="Lucida Console" w:hAnsi="Lucida Console"/>
-        </w:rPr>
-        <w:t xml:space="preserve">only runs on </w:t>
-      </w:r>
-      <w:r>
-        <w:rPr>
-          <w:rFonts w:ascii="Lucida Console" w:hAnsi="Lucida Console"/>
-        </w:rPr>
-        <w:t xml:space="preserve">given </w:t>
-      </w:r>
-      <w:r>
-        <w:rPr>
-          <w:rFonts w:ascii="Lucida Console" w:hAnsi="Lucida Console"/>
-        </w:rPr>
-        <w:t>environment</w:t>
-      </w:r>
-    </w:p>
-    <w:p>
-      <w:pPr>
-        <w:jc w:val="both"/>
-        <w:rPr>
-          <w:rFonts w:ascii="Lucida Console" w:hAnsi="Lucida Console"/>
-        </w:rPr>
-      </w:pPr>
-    </w:p>
-    <w:p>
-      <w:pPr>
-        <w:jc w:val="both"/>
-        <w:rPr>
-          <w:rFonts w:ascii="Lucida Console" w:hAnsi="Lucida Console"/>
-        </w:rPr>
-      </w:pPr>
-      <w:r>
-        <w:rPr>
-          <w:rFonts w:ascii="Lucida Console" w:hAnsi="Lucida Console"/>
-        </w:rPr>
-        <w:t>@Test</w:t>
-      </w:r>
-    </w:p>
-    <w:p>
-      <w:pPr>
-        <w:jc w:val="both"/>
-        <w:rPr>
-          <w:rFonts w:ascii="Lucida Console" w:hAnsi="Lucida Console"/>
-        </w:rPr>
-      </w:pPr>
-      <w:r>
-        <w:rPr>
-          <w:rFonts w:ascii="Lucida Console" w:hAnsi="Lucida Console"/>
-        </w:rPr>
-        <w:t>@EnabledIfSystemProperty(named=”PROP”, matches=”CI_CD”)</w:t>
-      </w:r>
-    </w:p>
-    <w:p>
-      <w:pPr>
-        <w:jc w:val="both"/>
-        <w:rPr>
-          <w:rFonts w:ascii="Lucida Console" w:hAnsi="Lucida Console"/>
-        </w:rPr>
-      </w:pPr>
-    </w:p>
-    <w:p>
-      <w:pPr>
-        <w:jc w:val="both"/>
-        <w:rPr>
-          <w:rFonts w:ascii="Lucida Console" w:hAnsi="Lucida Console"/>
-        </w:rPr>
-      </w:pPr>
-      <w:r>
-        <w:rPr>
-          <w:rFonts w:ascii="Lucida Console" w:hAnsi="Lucida Console"/>
-        </w:rPr>
-        <w:t>@Test</w:t>
-      </w:r>
-    </w:p>
-    <w:p>
-      <w:pPr>
-        <w:jc w:val="both"/>
-        <w:rPr>
-          <w:rFonts w:ascii="Lucida Console" w:hAnsi="Lucida Console"/>
-        </w:rPr>
-      </w:pPr>
-      <w:r>
-        <w:rPr>
-          <w:rFonts w:ascii="Lucida Console" w:hAnsi="Lucida Console"/>
-        </w:rPr>
-        <w:t>@EnabledIfEnvironmentVariable(named=”</w:t>
-      </w:r>
-      <w:r>
-        <w:rPr>
-          <w:rFonts w:ascii="Lucida Console" w:hAnsi="Lucida Console"/>
-        </w:rPr>
-        <w:t>ENV</w:t>
-      </w:r>
-      <w:r>
-        <w:rPr>
-          <w:rFonts w:ascii="Lucida Console" w:hAnsi="Lucida Console"/>
-        </w:rPr>
-        <w:t>”</w:t>
-      </w:r>
-      <w:r>
-        <w:rPr>
-          <w:rFonts w:ascii="Lucida Console" w:hAnsi="Lucida Console"/>
-        </w:rPr>
-        <w:t>, matches=”dev”</w:t>
-      </w:r>
-      <w:r>
-        <w:rPr>
-          <w:rFonts w:ascii="Lucida Console" w:hAnsi="Lucida Console"/>
-        </w:rPr>
-        <w:t>)</w:t>
-      </w:r>
-    </w:p>
-    <w:p>
-      <w:pPr>
-        <w:jc w:val="both"/>
-        <w:rPr>
-          <w:rFonts w:ascii="Lucida Console" w:hAnsi="Lucida Console"/>
-        </w:rPr>
-      </w:pPr>
-    </w:p>
-    <w:p>
-      <w:pPr>
-        <w:jc w:val="both"/>
-        <w:rPr>
-          <w:rFonts w:ascii="Lucida Console" w:hAnsi="Lucida Console"/>
-        </w:rPr>
-      </w:pPr>
-      <w:r>
-        <w:rPr>
-          <w:rFonts w:ascii="Lucida Console" w:hAnsi="Lucida Console"/>
+    </w:p>
+    <w:p>
+      <w:pPr>
+        <w:jc w:val="both"/>
+        <w:rPr>
+          <w:rFonts w:ascii="Lucida Console" w:hAnsi="Lucida Console"/>
+        </w:rPr>
+      </w:pPr>
+      <w:r>
+        <w:rPr>
+          <w:rFonts w:ascii="Lucida Console" w:hAnsi="Lucida Console"/>
+          <w:noProof/>
+          <w:lang w:eastAsia="tr-TR"/>
         </w:rPr>
         <w:lastRenderedPageBreak/>
         <w:drawing>
@@ -2321,6 +2289,8 @@
         <w:rPr>
           <w:rFonts w:ascii="Lucida Console" w:hAnsi="Lucida Console"/>
           <w:b/>
+          <w:noProof/>
+          <w:lang w:eastAsia="tr-TR"/>
         </w:rPr>
         <w:drawing>
           <wp:inline distT="0" distB="0" distL="0" distR="0" wp14:anchorId="7B49DB7C" wp14:editId="752BBB02">
@@ -2370,6 +2340,8 @@
         <w:rPr>
           <w:rFonts w:ascii="Lucida Console" w:hAnsi="Lucida Console"/>
           <w:b/>
+          <w:noProof/>
+          <w:lang w:eastAsia="tr-TR"/>
         </w:rPr>
         <w:lastRenderedPageBreak/>
         <w:drawing>
@@ -2530,15 +2502,291 @@
         <w:lastRenderedPageBreak/>
         <w:t>ep.3</w:t>
       </w:r>
+      <w:r>
+        <w:rPr>
+          <w:rFonts w:ascii="Lucida Console" w:hAnsi="Lucida Console"/>
+          <w:b/>
+        </w:rPr>
+        <w:t xml:space="preserve"> spring boot unit testing support</w:t>
+      </w:r>
+    </w:p>
+    <w:p>
+      <w:pPr>
+        <w:jc w:val="center"/>
+        <w:rPr>
+          <w:rFonts w:ascii="Lucida Console" w:hAnsi="Lucida Console"/>
+          <w:b/>
+        </w:rPr>
+      </w:pPr>
+    </w:p>
+    <w:p>
+      <w:pPr>
+        <w:rPr>
+          <w:rFonts w:ascii="Lucida Console" w:hAnsi="Lucida Console"/>
+          <w:b/>
+        </w:rPr>
+      </w:pPr>
+      <w:r>
+        <w:rPr>
+          <w:rFonts w:ascii="Lucida Console" w:hAnsi="Lucida Console"/>
+          <w:b/>
+        </w:rPr>
+        <w:t xml:space="preserve">.41. </w:t>
+      </w:r>
+      <w:r>
+        <w:rPr>
+          <w:rFonts w:ascii="Lucida Console" w:hAnsi="Lucida Console"/>
+          <w:b/>
+        </w:rPr>
+        <w:t>overview</w:t>
+      </w:r>
+    </w:p>
+    <w:p>
+      <w:pPr>
+        <w:rPr>
+          <w:rFonts w:ascii="Lucida Console" w:hAnsi="Lucida Console"/>
+        </w:rPr>
+      </w:pPr>
+      <w:r>
+        <w:rPr>
+          <w:rFonts w:ascii="Lucida Console" w:hAnsi="Lucida Console"/>
+        </w:rPr>
+        <w:t>in order for spring boot to run tests properly, it needs:</w:t>
+      </w:r>
+    </w:p>
+    <w:p>
+      <w:pPr>
+        <w:rPr>
+          <w:rFonts w:ascii="Lucida Console" w:hAnsi="Lucida Console"/>
+        </w:rPr>
+      </w:pPr>
+      <w:r>
+        <w:rPr>
+          <w:rFonts w:ascii="Lucida Console" w:hAnsi="Lucida Console"/>
+        </w:rPr>
+        <w:tab/>
+        <w:t>access to the spring app context</w:t>
+      </w:r>
+    </w:p>
+    <w:p>
+      <w:pPr>
+        <w:rPr>
+          <w:rFonts w:ascii="Lucida Console" w:hAnsi="Lucida Console"/>
+        </w:rPr>
+      </w:pPr>
+      <w:r>
+        <w:rPr>
+          <w:rFonts w:ascii="Lucida Console" w:hAnsi="Lucida Console"/>
+        </w:rPr>
+        <w:tab/>
+        <w:t xml:space="preserve">spring for dependency injection </w:t>
+      </w:r>
+    </w:p>
+    <w:p>
+      <w:pPr>
+        <w:rPr>
+          <w:rFonts w:ascii="Lucida Console" w:hAnsi="Lucida Console"/>
+        </w:rPr>
+      </w:pPr>
+      <w:r>
+        <w:rPr>
+          <w:rFonts w:ascii="Lucida Console" w:hAnsi="Lucida Console"/>
+        </w:rPr>
+        <w:tab/>
+        <w:t xml:space="preserve">retrieve data from application.properties </w:t>
+      </w:r>
+    </w:p>
+    <w:p>
+      <w:pPr>
+        <w:rPr>
+          <w:rFonts w:ascii="Lucida Console" w:hAnsi="Lucida Console"/>
+        </w:rPr>
+      </w:pPr>
+      <w:r>
+        <w:rPr>
+          <w:rFonts w:ascii="Lucida Console" w:hAnsi="Lucida Console"/>
+        </w:rPr>
+        <w:tab/>
+        <w:t>mock support</w:t>
+      </w:r>
+    </w:p>
+    <w:p>
+      <w:pPr>
+        <w:rPr>
+          <w:rFonts w:ascii="Lucida Console" w:hAnsi="Lucida Console"/>
+        </w:rPr>
+      </w:pPr>
+      <w:r>
+        <w:rPr>
+          <w:rFonts w:ascii="Lucida Console" w:hAnsi="Lucida Console"/>
+        </w:rPr>
+        <w:t>which can be provided only using @SpringBootTest</w:t>
+      </w:r>
+    </w:p>
+    <w:p>
+      <w:pPr>
+        <w:rPr>
+          <w:rFonts w:ascii="Lucida Console" w:hAnsi="Lucida Console"/>
+        </w:rPr>
+      </w:pPr>
+    </w:p>
+    <w:p>
+      <w:pPr>
+        <w:rPr>
+          <w:rFonts w:ascii="Lucida Console" w:hAnsi="Lucida Console"/>
+        </w:rPr>
+      </w:pPr>
+      <w:r>
+        <w:rPr>
+          <w:rFonts w:ascii="Lucida Console" w:hAnsi="Lucida Console"/>
+        </w:rPr>
+        <w:drawing>
+          <wp:inline distT="0" distB="0" distL="0" distR="0" wp14:anchorId="3C3F01B9" wp14:editId="59184A2D">
+            <wp:extent cx="5760720" cy="1616710"/>
+            <wp:effectExtent l="0" t="0" r="0" b="2540"/>
+            <wp:docPr id="3" name="Resim 3"/>
+            <wp:cNvGraphicFramePr>
+              <a:graphicFrameLocks xmlns:a="http://schemas.openxmlformats.org/drawingml/2006/main" noChangeAspect="1"/>
+            </wp:cNvGraphicFramePr>
+            <a:graphic xmlns:a="http://schemas.openxmlformats.org/drawingml/2006/main">
+              <a:graphicData uri="http://schemas.openxmlformats.org/drawingml/2006/picture">
+                <pic:pic xmlns:pic="http://schemas.openxmlformats.org/drawingml/2006/picture">
+                  <pic:nvPicPr>
+                    <pic:cNvPr id="1" name=""/>
+                    <pic:cNvPicPr/>
+                  </pic:nvPicPr>
+                  <pic:blipFill>
+                    <a:blip r:embed="rId9"/>
+                    <a:stretch>
+                      <a:fillRect/>
+                    </a:stretch>
+                  </pic:blipFill>
+                  <pic:spPr>
+                    <a:xfrm>
+                      <a:off x="0" y="0"/>
+                      <a:ext cx="5760720" cy="1616710"/>
+                    </a:xfrm>
+                    <a:prstGeom prst="rect">
+                      <a:avLst/>
+                    </a:prstGeom>
+                  </pic:spPr>
+                </pic:pic>
+              </a:graphicData>
+            </a:graphic>
+          </wp:inline>
+        </w:drawing>
+      </w:r>
+    </w:p>
+    <w:p>
+      <w:pPr>
+        <w:rPr>
+          <w:rFonts w:ascii="Lucida Console" w:hAnsi="Lucida Console"/>
+        </w:rPr>
+      </w:pPr>
+    </w:p>
+    <w:p>
+      <w:pPr>
+        <w:rPr>
+          <w:rFonts w:ascii="Lucida Console" w:hAnsi="Lucida Console"/>
+        </w:rPr>
+      </w:pPr>
+    </w:p>
+    <w:p>
+      <w:pPr>
+        <w:rPr>
+          <w:rFonts w:ascii="Lucida Console" w:hAnsi="Lucida Console"/>
+          <w:b/>
+        </w:rPr>
+      </w:pPr>
+      <w:r>
+        <w:rPr>
+          <w:rFonts w:ascii="Lucida Console" w:hAnsi="Lucida Console"/>
+          <w:b/>
+        </w:rPr>
+        <w:t>.43. add dependency and configure first simple test class</w:t>
+      </w:r>
+    </w:p>
+    <w:p>
+      <w:pPr>
+        <w:rPr>
+          <w:rFonts w:ascii="Lucida Console" w:hAnsi="Lucida Console"/>
+        </w:rPr>
+      </w:pPr>
+    </w:p>
+    <w:p>
+      <w:pPr>
+        <w:rPr>
+          <w:rFonts w:ascii="Lucida Console" w:hAnsi="Lucida Console"/>
+        </w:rPr>
+      </w:pPr>
+      <w:r>
+        <w:rPr>
+          <w:rFonts w:ascii="Lucida Console" w:hAnsi="Lucida Console"/>
+        </w:rPr>
+        <w:t>spring-boot-starter-test (includes jUnit)</w:t>
+      </w:r>
+    </w:p>
+    <w:p>
+      <w:pPr>
+        <w:rPr>
+          <w:rFonts w:ascii="Lucida Console" w:hAnsi="Lucida Console"/>
+        </w:rPr>
+      </w:pPr>
+    </w:p>
+    <w:p>
+      <w:pPr>
+        <w:rPr>
+          <w:rFonts w:ascii="Lucida Console" w:hAnsi="Lucida Console"/>
+        </w:rPr>
+      </w:pPr>
+      <w:r>
+        <w:rPr>
+          <w:rFonts w:ascii="Lucida Console" w:hAnsi="Lucida Console"/>
+        </w:rPr>
+        <w:t>if names of packages are the same in main and test, spring should automatically find application class. but if its different, use:</w:t>
+      </w:r>
+    </w:p>
+    <w:p>
+      <w:pPr>
+        <w:rPr>
+          <w:rFonts w:ascii="Lucida Console" w:hAnsi="Lucida Console"/>
+        </w:rPr>
+      </w:pPr>
+    </w:p>
+    <w:p>
+      <w:pPr>
+        <w:rPr>
+          <w:rFonts w:ascii="Lucida Console" w:hAnsi="Lucida Console"/>
+        </w:rPr>
+      </w:pPr>
+      <w:r>
+        <w:rPr>
+          <w:rFonts w:ascii="Lucida Console" w:hAnsi="Lucida Console"/>
+        </w:rPr>
+        <w:t>@SpringBootTest</w:t>
+      </w:r>
+      <w:r>
+        <w:rPr>
+          <w:rFonts w:ascii="Lucida Console" w:hAnsi="Lucida Console"/>
+          <w:highlight w:val="yellow"/>
+        </w:rPr>
+        <w:t>(classes = MyMainApplication.class)</w:t>
+      </w:r>
+      <w:r>
+        <w:rPr>
+          <w:rFonts w:ascii="Lucida Console" w:hAnsi="Lucida Console"/>
+        </w:rPr>
+        <w:t xml:space="preserve"> </w:t>
+      </w:r>
+    </w:p>
+    <w:p>
+      <w:pPr>
+        <w:rPr>
+          <w:rFonts w:ascii="Lucida Console" w:hAnsi="Lucida Console"/>
+        </w:rPr>
+      </w:pPr>
       <w:bookmarkStart w:id="0" w:name="_GoBack"/>
       <w:bookmarkEnd w:id="0"/>
-      <w:r>
-        <w:rPr>
-          <w:rFonts w:ascii="Lucida Console" w:hAnsi="Lucida Console"/>
-          <w:b/>
-        </w:rPr>
-        <w:t xml:space="preserve"> spring boot unit testing support</w:t>
-      </w:r>
     </w:p>
     <w:sectPr>
       <w:pgSz w:w="11906" w:h="16838"/>
@@ -2947,6 +3195,7 @@
   <w:style w:type="character" w:default="1" w:styleId="VarsaylanParagrafYazTipi">
     <w:name w:val="Default Paragraph Font"/>
     <w:uiPriority w:val="1"/>
+    <w:semiHidden/>
     <w:unhideWhenUsed/>
   </w:style>
   <w:style w:type="table" w:default="1" w:styleId="NormalTablo">

--- a/unit test.docx
+++ b/unit test.docx
@@ -1,6 +1,6 @@
 
 <file path=word/document.xml><?xml version="1.0" encoding="utf-8"?>
-<w:document xmlns:wpc="http://schemas.microsoft.com/office/word/2010/wordprocessingCanvas" xmlns:cx="http://schemas.microsoft.com/office/drawing/2014/chartex" xmlns:mc="http://schemas.openxmlformats.org/markup-compatibility/2006" xmlns:o="urn:schemas-microsoft-com:office:office" xmlns:r="http://schemas.openxmlformats.org/officeDocument/2006/relationships" xmlns:m="http://schemas.openxmlformats.org/officeDocument/2006/math" xmlns:v="urn:schemas-microsoft-com:vml" xmlns:wp14="http://schemas.microsoft.com/office/word/2010/wordprocessingDrawing" xmlns:wp="http://schemas.openxmlformats.org/drawingml/2006/wordprocessingDrawing" xmlns:w10="urn:schemas-microsoft-com:office:word" xmlns:w="http://schemas.openxmlformats.org/wordprocessingml/2006/main" xmlns:w14="http://schemas.microsoft.com/office/word/2010/wordml" xmlns:w15="http://schemas.microsoft.com/office/word/2012/wordml" xmlns:w16se="http://schemas.microsoft.com/office/word/2015/wordml/symex" xmlns:wpg="http://schemas.microsoft.com/office/word/2010/wordprocessingGroup" xmlns:wpi="http://schemas.microsoft.com/office/word/2010/wordprocessingInk" xmlns:wne="http://schemas.microsoft.com/office/word/2006/wordml" xmlns:wps="http://schemas.microsoft.com/office/word/2010/wordprocessingShape" mc:Ignorable="w14 w15 w16se wp14">
+<w:document xmlns:wpc="http://schemas.microsoft.com/office/word/2010/wordprocessingCanvas" xmlns:cx="http://schemas.microsoft.com/office/drawing/2014/chartex" xmlns:cx1="http://schemas.microsoft.com/office/drawing/2015/9/8/chartex" xmlns:cx2="http://schemas.microsoft.com/office/drawing/2015/10/21/chartex" xmlns:cx3="http://schemas.microsoft.com/office/drawing/2016/5/9/chartex" xmlns:cx4="http://schemas.microsoft.com/office/drawing/2016/5/10/chartex" xmlns:cx5="http://schemas.microsoft.com/office/drawing/2016/5/11/chartex" xmlns:cx6="http://schemas.microsoft.com/office/drawing/2016/5/12/chartex" xmlns:cx7="http://schemas.microsoft.com/office/drawing/2016/5/13/chartex" xmlns:cx8="http://schemas.microsoft.com/office/drawing/2016/5/14/chartex" xmlns:mc="http://schemas.openxmlformats.org/markup-compatibility/2006" xmlns:aink="http://schemas.microsoft.com/office/drawing/2016/ink" xmlns:am3d="http://schemas.microsoft.com/office/drawing/2017/model3d" xmlns:o="urn:schemas-microsoft-com:office:office" xmlns:oel="http://schemas.microsoft.com/office/2019/extlst" xmlns:r="http://schemas.openxmlformats.org/officeDocument/2006/relationships" xmlns:m="http://schemas.openxmlformats.org/officeDocument/2006/math" xmlns:v="urn:schemas-microsoft-com:vml" xmlns:wp14="http://schemas.microsoft.com/office/word/2010/wordprocessingDrawing" xmlns:wp="http://schemas.openxmlformats.org/drawingml/2006/wordprocessingDrawing" xmlns:w10="urn:schemas-microsoft-com:office:word" xmlns:w="http://schemas.openxmlformats.org/wordprocessingml/2006/main" xmlns:w14="http://schemas.microsoft.com/office/word/2010/wordml" xmlns:w15="http://schemas.microsoft.com/office/word/2012/wordml" xmlns:w16cex="http://schemas.microsoft.com/office/word/2018/wordml/cex" xmlns:w16cid="http://schemas.microsoft.com/office/word/2016/wordml/cid" xmlns:w16="http://schemas.microsoft.com/office/word/2018/wordml" xmlns:w16du="http://schemas.microsoft.com/office/word/2023/wordml/word16du" xmlns:w16sdtdh="http://schemas.microsoft.com/office/word/2020/wordml/sdtdatahash" xmlns:w16sdtfl="http://schemas.microsoft.com/office/word/2024/wordml/sdtformatlock" xmlns:w16se="http://schemas.microsoft.com/office/word/2015/wordml/symex" xmlns:wpg="http://schemas.microsoft.com/office/word/2010/wordprocessingGroup" xmlns:wpi="http://schemas.microsoft.com/office/word/2010/wordprocessingInk" xmlns:wne="http://schemas.microsoft.com/office/word/2006/wordml" xmlns:wps="http://schemas.microsoft.com/office/word/2010/wordprocessingShape" mc:Ignorable="w14 w15 w16se w16cid w16 w16cex w16sdtdh w16sdtfl w16du wp14">
   <w:body>
     <w:p>
       <w:pPr>
@@ -2639,6 +2639,7 @@
       <w:r>
         <w:rPr>
           <w:rFonts w:ascii="Lucida Console" w:hAnsi="Lucida Console"/>
+          <w:noProof/>
         </w:rPr>
         <w:drawing>
           <wp:inline distT="0" distB="0" distL="0" distR="0" wp14:anchorId="3C3F01B9" wp14:editId="59184A2D">
@@ -2785,8 +2786,378 @@
           <w:rFonts w:ascii="Lucida Console" w:hAnsi="Lucida Console"/>
         </w:rPr>
       </w:pPr>
-      <w:bookmarkStart w:id="0" w:name="_GoBack"/>
-      <w:bookmarkEnd w:id="0"/>
+    </w:p>
+    <w:p>
+      <w:pPr>
+        <w:rPr>
+          <w:rFonts w:ascii="Lucida Console" w:hAnsi="Lucida Console"/>
+          <w:b/>
+          <w:bCs/>
+        </w:rPr>
+      </w:pPr>
+      <w:r>
+        <w:rPr>
+          <w:rFonts w:ascii="Lucida Console" w:hAnsi="Lucida Console"/>
+          <w:b/>
+          <w:bCs/>
+        </w:rPr>
+        <w:t>.44. @BeforeEach</w:t>
+      </w:r>
+    </w:p>
+    <w:p>
+      <w:pPr>
+        <w:rPr>
+          <w:rFonts w:ascii="Lucida Console" w:hAnsi="Lucida Console"/>
+        </w:rPr>
+      </w:pPr>
+      <w:r>
+        <w:rPr>
+          <w:rFonts w:ascii="Lucida Console" w:hAnsi="Lucida Console"/>
+        </w:rPr>
+        <w:t>Runs before every test function</w:t>
+      </w:r>
+    </w:p>
+    <w:p>
+      <w:pPr>
+        <w:rPr>
+          <w:rFonts w:ascii="Lucida Console" w:hAnsi="Lucida Console"/>
+        </w:rPr>
+      </w:pPr>
+    </w:p>
+    <w:p>
+      <w:pPr>
+        <w:rPr>
+          <w:rFonts w:ascii="Lucida Console" w:hAnsi="Lucida Console"/>
+        </w:rPr>
+      </w:pPr>
+    </w:p>
+    <w:p>
+      <w:pPr>
+        <w:rPr>
+          <w:rFonts w:ascii="Lucida Console" w:hAnsi="Lucida Console"/>
+        </w:rPr>
+      </w:pPr>
+    </w:p>
+    <w:p>
+      <w:pPr>
+        <w:rPr>
+          <w:rFonts w:ascii="Lucida Console" w:hAnsi="Lucida Console"/>
+        </w:rPr>
+      </w:pPr>
+    </w:p>
+    <w:p>
+      <w:pPr>
+        <w:rPr>
+          <w:rFonts w:ascii="Lucida Console" w:hAnsi="Lucida Console"/>
+        </w:rPr>
+      </w:pPr>
+    </w:p>
+    <w:p>
+      <w:pPr>
+        <w:rPr>
+          <w:rFonts w:ascii="Lucida Console" w:hAnsi="Lucida Console"/>
+        </w:rPr>
+      </w:pPr>
+    </w:p>
+    <w:p>
+      <w:pPr>
+        <w:rPr>
+          <w:rFonts w:ascii="Lucida Console" w:hAnsi="Lucida Console"/>
+          <w:b/>
+          <w:bCs/>
+        </w:rPr>
+      </w:pPr>
+      <w:r>
+        <w:rPr>
+          <w:rFonts w:ascii="Lucida Console" w:hAnsi="Lucida Console"/>
+          <w:b/>
+          <w:bCs/>
+        </w:rPr>
+        <w:lastRenderedPageBreak/>
+        <w:t>.47 assertAll</w:t>
+      </w:r>
+    </w:p>
+    <w:p>
+      <w:pPr>
+        <w:rPr>
+          <w:rFonts w:ascii="Lucida Console" w:hAnsi="Lucida Console"/>
+          <w:b/>
+          <w:bCs/>
+        </w:rPr>
+      </w:pPr>
+      <w:r>
+        <w:rPr>
+          <w:rFonts w:ascii="Lucida Console" w:hAnsi="Lucida Console"/>
+          <w:b/>
+          <w:bCs/>
+        </w:rPr>
+        <w:drawing>
+          <wp:inline distT="0" distB="0" distL="0" distR="0" wp14:anchorId="56817608" wp14:editId="77EDF700">
+            <wp:extent cx="5760720" cy="1790700"/>
+            <wp:effectExtent l="0" t="0" r="0" b="0"/>
+            <wp:docPr id="100690548" name="Resim 1"/>
+            <wp:cNvGraphicFramePr>
+              <a:graphicFrameLocks xmlns:a="http://schemas.openxmlformats.org/drawingml/2006/main" noChangeAspect="1"/>
+            </wp:cNvGraphicFramePr>
+            <a:graphic xmlns:a="http://schemas.openxmlformats.org/drawingml/2006/main">
+              <a:graphicData uri="http://schemas.openxmlformats.org/drawingml/2006/picture">
+                <pic:pic xmlns:pic="http://schemas.openxmlformats.org/drawingml/2006/picture">
+                  <pic:nvPicPr>
+                    <pic:cNvPr id="100690548" name=""/>
+                    <pic:cNvPicPr/>
+                  </pic:nvPicPr>
+                  <pic:blipFill>
+                    <a:blip r:embed="rId10"/>
+                    <a:stretch>
+                      <a:fillRect/>
+                    </a:stretch>
+                  </pic:blipFill>
+                  <pic:spPr>
+                    <a:xfrm>
+                      <a:off x="0" y="0"/>
+                      <a:ext cx="5760720" cy="1790700"/>
+                    </a:xfrm>
+                    <a:prstGeom prst="rect">
+                      <a:avLst/>
+                    </a:prstGeom>
+                  </pic:spPr>
+                </pic:pic>
+              </a:graphicData>
+            </a:graphic>
+          </wp:inline>
+        </w:drawing>
+      </w:r>
+    </w:p>
+    <w:p>
+      <w:pPr>
+        <w:rPr>
+          <w:rFonts w:ascii="Lucida Console" w:hAnsi="Lucida Console"/>
+        </w:rPr>
+      </w:pPr>
+      <w:r>
+        <w:rPr>
+          <w:rFonts w:ascii="Lucida Console" w:hAnsi="Lucida Console"/>
+        </w:rPr>
+        <w:t>Accepts lambda expressions</w:t>
+      </w:r>
+    </w:p>
+    <w:p>
+      <w:pPr>
+        <w:rPr>
+          <w:rFonts w:ascii="Lucida Console" w:hAnsi="Lucida Console"/>
+        </w:rPr>
+      </w:pPr>
+      <w:r>
+        <w:rPr>
+          <w:rFonts w:ascii="Lucida Console" w:hAnsi="Lucida Console"/>
+        </w:rPr>
+        <w:br w:type="page"/>
+      </w:r>
+    </w:p>
+    <w:p>
+      <w:pPr>
+        <w:jc w:val="center"/>
+        <w:rPr>
+          <w:rFonts w:ascii="Lucida Console" w:hAnsi="Lucida Console"/>
+          <w:b/>
+          <w:bCs/>
+        </w:rPr>
+      </w:pPr>
+      <w:r>
+        <w:rPr>
+          <w:rFonts w:ascii="Lucida Console" w:hAnsi="Lucida Console"/>
+          <w:b/>
+          <w:bCs/>
+        </w:rPr>
+        <w:lastRenderedPageBreak/>
+        <w:t>Ep.</w:t>
+      </w:r>
+      <w:r>
+        <w:rPr>
+          <w:rFonts w:ascii="Lucida Console" w:hAnsi="Lucida Console"/>
+          <w:b/>
+          <w:bCs/>
+        </w:rPr>
+        <w:t>4</w:t>
+      </w:r>
+      <w:r>
+        <w:rPr>
+          <w:rFonts w:ascii="Lucida Console" w:hAnsi="Lucida Console"/>
+          <w:b/>
+          <w:bCs/>
+        </w:rPr>
+        <w:t xml:space="preserve"> mockito</w:t>
+      </w:r>
+    </w:p>
+    <w:p>
+      <w:pPr>
+        <w:jc w:val="center"/>
+        <w:rPr>
+          <w:rFonts w:ascii="Lucida Console" w:hAnsi="Lucida Console"/>
+          <w:b/>
+          <w:bCs/>
+        </w:rPr>
+      </w:pPr>
+    </w:p>
+    <w:p>
+      <w:pPr>
+        <w:rPr>
+          <w:rFonts w:ascii="Lucida Console" w:hAnsi="Lucida Console"/>
+        </w:rPr>
+      </w:pPr>
+      <w:r>
+        <w:rPr>
+          <w:rFonts w:ascii="Lucida Console" w:hAnsi="Lucida Console"/>
+          <w:b/>
+          <w:bCs/>
+        </w:rPr>
+        <w:t xml:space="preserve">.48. </w:t>
+      </w:r>
+    </w:p>
+    <w:p>
+      <w:pPr>
+        <w:rPr>
+          <w:rFonts w:ascii="Lucida Console" w:hAnsi="Lucida Console"/>
+        </w:rPr>
+      </w:pPr>
+      <w:r>
+        <w:rPr>
+          <w:rFonts w:ascii="Lucida Console" w:hAnsi="Lucida Console"/>
+        </w:rPr>
+        <w:t>Spring boot has built-in support for mockito</w:t>
+      </w:r>
+    </w:p>
+    <w:p>
+      <w:pPr>
+        <w:rPr>
+          <w:rFonts w:ascii="Lucida Console" w:hAnsi="Lucida Console"/>
+        </w:rPr>
+      </w:pPr>
+    </w:p>
+    <w:p>
+      <w:pPr>
+        <w:rPr>
+          <w:rFonts w:ascii="Lucida Console" w:hAnsi="Lucida Console"/>
+        </w:rPr>
+      </w:pPr>
+      <w:r>
+        <w:rPr>
+          <w:rFonts w:ascii="Lucida Console" w:hAnsi="Lucida Console"/>
+        </w:rPr>
+        <w:t>Unit test stages with mockito:</w:t>
+      </w:r>
+    </w:p>
+    <w:p>
+      <w:pPr>
+        <w:rPr>
+          <w:rFonts w:ascii="Lucida Console" w:hAnsi="Lucida Console"/>
+        </w:rPr>
+      </w:pPr>
+      <w:r>
+        <w:rPr>
+          <w:rFonts w:ascii="Lucida Console" w:hAnsi="Lucida Console"/>
+        </w:rPr>
+        <w:tab/>
+        <w:t>Set up -&gt; set expectations with mock responses</w:t>
+      </w:r>
+    </w:p>
+    <w:p>
+      <w:pPr>
+        <w:rPr>
+          <w:rFonts w:ascii="Lucida Console" w:hAnsi="Lucida Console"/>
+        </w:rPr>
+      </w:pPr>
+      <w:r>
+        <w:rPr>
+          <w:rFonts w:ascii="Lucida Console" w:hAnsi="Lucida Console"/>
+        </w:rPr>
+        <w:tab/>
+        <w:t>Execute -&gt; run method</w:t>
+      </w:r>
+    </w:p>
+    <w:p>
+      <w:pPr>
+        <w:rPr>
+          <w:rFonts w:ascii="Lucida Console" w:hAnsi="Lucida Console"/>
+        </w:rPr>
+      </w:pPr>
+      <w:r>
+        <w:rPr>
+          <w:rFonts w:ascii="Lucida Console" w:hAnsi="Lucida Console"/>
+        </w:rPr>
+        <w:tab/>
+        <w:t>Assert -&gt; check result</w:t>
+      </w:r>
+    </w:p>
+    <w:p>
+      <w:pPr>
+        <w:rPr>
+          <w:rFonts w:ascii="Lucida Console" w:hAnsi="Lucida Console"/>
+        </w:rPr>
+      </w:pPr>
+      <w:r>
+        <w:rPr>
+          <w:rFonts w:ascii="Lucida Console" w:hAnsi="Lucida Console"/>
+        </w:rPr>
+        <w:tab/>
+        <w:t xml:space="preserve">Verify -&gt; optional, verify calls </w:t>
+      </w:r>
+    </w:p>
+    <w:p>
+      <w:pPr>
+        <w:rPr>
+          <w:rFonts w:ascii="Lucida Console" w:hAnsi="Lucida Console"/>
+        </w:rPr>
+      </w:pPr>
+    </w:p>
+    <w:p>
+      <w:pPr>
+        <w:rPr>
+          <w:rFonts w:ascii="Lucida Console" w:hAnsi="Lucida Console"/>
+          <w:b/>
+          <w:bCs/>
+        </w:rPr>
+      </w:pPr>
+      <w:r>
+        <w:rPr>
+          <w:rFonts w:ascii="Lucida Console" w:hAnsi="Lucida Console"/>
+          <w:b/>
+          <w:bCs/>
+        </w:rPr>
+        <w:t xml:space="preserve">.49. </w:t>
+      </w:r>
+    </w:p>
+    <w:p>
+      <w:pPr>
+        <w:rPr>
+          <w:rFonts w:ascii="Lucida Console" w:hAnsi="Lucida Console"/>
+        </w:rPr>
+      </w:pPr>
+      <w:r>
+        <w:rPr>
+          <w:rFonts w:ascii="Lucida Console" w:hAnsi="Lucida Console"/>
+        </w:rPr>
+        <w:t xml:space="preserve"> </w:t>
+      </w:r>
+    </w:p>
+    <w:p>
+      <w:pPr>
+        <w:jc w:val="center"/>
+        <w:rPr>
+          <w:rFonts w:ascii="Lucida Console" w:hAnsi="Lucida Console"/>
+          <w:b/>
+          <w:bCs/>
+        </w:rPr>
+      </w:pPr>
+    </w:p>
+    <w:p>
+      <w:pPr>
+        <w:rPr>
+          <w:rFonts w:ascii="Lucida Console" w:hAnsi="Lucida Console"/>
+          <w:b/>
+          <w:bCs/>
+        </w:rPr>
+      </w:pPr>
     </w:p>
     <w:sectPr>
       <w:pgSz w:w="11906" w:h="16838"/>
@@ -2799,7 +3170,7 @@
 </file>
 
 <file path=word/styles.xml><?xml version="1.0" encoding="utf-8"?>
-<w:styles xmlns:mc="http://schemas.openxmlformats.org/markup-compatibility/2006" xmlns:r="http://schemas.openxmlformats.org/officeDocument/2006/relationships" xmlns:w="http://schemas.openxmlformats.org/wordprocessingml/2006/main" xmlns:w14="http://schemas.microsoft.com/office/word/2010/wordml" xmlns:w15="http://schemas.microsoft.com/office/word/2012/wordml" xmlns:w16se="http://schemas.microsoft.com/office/word/2015/wordml/symex" mc:Ignorable="w14 w15 w16se">
+<w:styles xmlns:mc="http://schemas.openxmlformats.org/markup-compatibility/2006" xmlns:r="http://schemas.openxmlformats.org/officeDocument/2006/relationships" xmlns:w="http://schemas.openxmlformats.org/wordprocessingml/2006/main" xmlns:w14="http://schemas.microsoft.com/office/word/2010/wordml" xmlns:w15="http://schemas.microsoft.com/office/word/2012/wordml" xmlns:w16cex="http://schemas.microsoft.com/office/word/2018/wordml/cex" xmlns:w16cid="http://schemas.microsoft.com/office/word/2016/wordml/cid" xmlns:w16="http://schemas.microsoft.com/office/word/2018/wordml" xmlns:w16du="http://schemas.microsoft.com/office/word/2023/wordml/word16du" xmlns:w16sdtdh="http://schemas.microsoft.com/office/word/2020/wordml/sdtdatahash" xmlns:w16sdtfl="http://schemas.microsoft.com/office/word/2024/wordml/sdtformatlock" xmlns:w16se="http://schemas.microsoft.com/office/word/2015/wordml/symex" mc:Ignorable="w14 w15 w16se w16cid w16 w16cex w16sdtdh w16sdtfl w16du">
   <w:docDefaults>
     <w:rPrDefault>
       <w:rPr>
@@ -2815,7 +3186,7 @@
       </w:pPr>
     </w:pPrDefault>
   </w:docDefaults>
-  <w:latentStyles w:defLockedState="0" w:defUIPriority="99" w:defSemiHidden="0" w:defUnhideWhenUsed="0" w:defQFormat="0" w:count="371">
+  <w:latentStyles w:defLockedState="0" w:defUIPriority="99" w:defSemiHidden="0" w:defUnhideWhenUsed="0" w:defQFormat="0" w:count="376">
     <w:lsdException w:name="Normal" w:uiPriority="0" w:qFormat="1"/>
     <w:lsdException w:name="heading 1" w:uiPriority="9" w:qFormat="1"/>
     <w:lsdException w:name="heading 2" w:semiHidden="1" w:uiPriority="9" w:unhideWhenUsed="1" w:qFormat="1"/>
@@ -3187,6 +3558,11 @@
     <w:lsdException w:name="List Table 5 Dark Accent 6" w:uiPriority="50"/>
     <w:lsdException w:name="List Table 6 Colorful Accent 6" w:uiPriority="51"/>
     <w:lsdException w:name="List Table 7 Colorful Accent 6" w:uiPriority="52"/>
+    <w:lsdException w:name="Mention" w:semiHidden="1" w:unhideWhenUsed="1"/>
+    <w:lsdException w:name="Smart Hyperlink" w:semiHidden="1" w:unhideWhenUsed="1"/>
+    <w:lsdException w:name="Hashtag" w:semiHidden="1" w:unhideWhenUsed="1"/>
+    <w:lsdException w:name="Unresolved Mention" w:semiHidden="1" w:unhideWhenUsed="1"/>
+    <w:lsdException w:name="Smart Link" w:semiHidden="1" w:unhideWhenUsed="1"/>
   </w:latentStyles>
   <w:style w:type="paragraph" w:default="1" w:styleId="Normal">
     <w:name w:val="Normal"/>

--- a/unit test.docx
+++ b/unit test.docx
@@ -2890,6 +2890,7 @@
           <w:rFonts w:ascii="Lucida Console" w:hAnsi="Lucida Console"/>
           <w:b/>
           <w:bCs/>
+          <w:noProof/>
         </w:rPr>
         <w:drawing>
           <wp:inline distT="0" distB="0" distL="0" distR="0" wp14:anchorId="56817608" wp14:editId="77EDF700">
@@ -3131,8 +3132,360 @@
       <w:pPr>
         <w:rPr>
           <w:rFonts w:ascii="Lucida Console" w:hAnsi="Lucida Console"/>
-        </w:rPr>
-      </w:pPr>
+          <w:b/>
+          <w:bCs/>
+        </w:rPr>
+      </w:pPr>
+    </w:p>
+    <w:p>
+      <w:pPr>
+        <w:rPr>
+          <w:rFonts w:ascii="Lucida Console" w:hAnsi="Lucida Console"/>
+        </w:rPr>
+      </w:pPr>
+      <w:r>
+        <w:rPr>
+          <w:rFonts w:ascii="Lucida Console" w:hAnsi="Lucida Console"/>
+        </w:rPr>
+        <w:t>@Mock</w:t>
+      </w:r>
+    </w:p>
+    <w:p>
+      <w:pPr>
+        <w:rPr>
+          <w:rFonts w:ascii="Lucida Console" w:hAnsi="Lucida Console"/>
+        </w:rPr>
+      </w:pPr>
+      <w:r>
+        <w:rPr>
+          <w:rFonts w:ascii="Lucida Console" w:hAnsi="Lucida Console"/>
+        </w:rPr>
+        <w:t>private AppDao appdao;</w:t>
+      </w:r>
+    </w:p>
+    <w:p>
+      <w:pPr>
+        <w:rPr>
+          <w:rFonts w:ascii="Lucida Console" w:hAnsi="Lucida Console"/>
+        </w:rPr>
+      </w:pPr>
+    </w:p>
+    <w:p>
+      <w:pPr>
+        <w:rPr>
+          <w:rFonts w:ascii="Lucida Console" w:hAnsi="Lucida Console"/>
+        </w:rPr>
+      </w:pPr>
+      <w:r>
+        <w:rPr>
+          <w:rFonts w:ascii="Lucida Console" w:hAnsi="Lucida Console"/>
+        </w:rPr>
+        <w:t xml:space="preserve">this annotation creates a stunt double for appdao </w:t>
+      </w:r>
+    </w:p>
+    <w:p>
+      <w:pPr>
+        <w:rPr>
+          <w:rFonts w:ascii="Lucida Console" w:hAnsi="Lucida Console"/>
+        </w:rPr>
+      </w:pPr>
+    </w:p>
+    <w:p>
+      <w:pPr>
+        <w:rPr>
+          <w:rFonts w:ascii="Lucida Console" w:hAnsi="Lucida Console"/>
+        </w:rPr>
+      </w:pPr>
+      <w:r>
+        <w:rPr>
+          <w:rFonts w:ascii="Lucida Console" w:hAnsi="Lucida Console"/>
+        </w:rPr>
+        <w:t xml:space="preserve">@InjectMocks </w:t>
+      </w:r>
+    </w:p>
+    <w:p>
+      <w:pPr>
+        <w:rPr>
+          <w:rFonts w:ascii="Lucida Console" w:hAnsi="Lucida Console"/>
+        </w:rPr>
+      </w:pPr>
+      <w:r>
+        <w:rPr>
+          <w:rFonts w:ascii="Lucida Console" w:hAnsi="Lucida Console"/>
+        </w:rPr>
+        <w:t>private AppService appService;</w:t>
+      </w:r>
+    </w:p>
+    <w:p>
+      <w:pPr>
+        <w:rPr>
+          <w:rFonts w:ascii="Lucida Console" w:hAnsi="Lucida Console"/>
+        </w:rPr>
+      </w:pPr>
+    </w:p>
+    <w:p>
+      <w:pPr>
+        <w:rPr>
+          <w:rFonts w:ascii="Lucida Console" w:hAnsi="Lucida Console"/>
+        </w:rPr>
+      </w:pPr>
+      <w:r>
+        <w:rPr>
+          <w:rFonts w:ascii="Lucida Console" w:hAnsi="Lucida Console"/>
+        </w:rPr>
+        <w:t>this annotation injects mocked beans into the service. only @Mock or @Spy annotated beans are injected</w:t>
+      </w:r>
+    </w:p>
+    <w:p>
+      <w:pPr>
+        <w:rPr>
+          <w:rFonts w:ascii="Lucida Console" w:hAnsi="Lucida Console"/>
+        </w:rPr>
+      </w:pPr>
+    </w:p>
+    <w:p>
+      <w:pPr>
+        <w:rPr>
+          <w:rFonts w:ascii="Lucida Console" w:hAnsi="Lucida Console"/>
+        </w:rPr>
+      </w:pPr>
+      <w:r>
+        <w:rPr>
+          <w:rFonts w:ascii="Lucida Console" w:hAnsi="Lucida Console"/>
+        </w:rPr>
+        <w:t>@Test</w:t>
+      </w:r>
+    </w:p>
+    <w:p>
+      <w:pPr>
+        <w:rPr>
+          <w:rFonts w:ascii="Lucida Console" w:hAnsi="Lucida Console"/>
+        </w:rPr>
+      </w:pPr>
+      <w:r>
+        <w:rPr>
+          <w:rFonts w:ascii="Lucida Console" w:hAnsi="Lucida Console"/>
+        </w:rPr>
+        <w:t>public void method()</w:t>
+      </w:r>
+    </w:p>
+    <w:p>
+      <w:pPr>
+        <w:rPr>
+          <w:rFonts w:ascii="Lucida Console" w:hAnsi="Lucida Console"/>
+        </w:rPr>
+      </w:pPr>
+      <w:r>
+        <w:rPr>
+          <w:rFonts w:ascii="Lucida Console" w:hAnsi="Lucida Console"/>
+        </w:rPr>
+        <w:t>{</w:t>
+      </w:r>
+    </w:p>
+    <w:p>
+      <w:pPr>
+        <w:rPr>
+          <w:rFonts w:ascii="Lucida Console" w:hAnsi="Lucida Console"/>
+        </w:rPr>
+      </w:pPr>
+      <w:r>
+        <w:rPr>
+          <w:rFonts w:ascii="Lucida Console" w:hAnsi="Lucida Console"/>
+        </w:rPr>
+        <w:tab/>
+        <w:t>when(appDato.test(param)).thenReturn(value)</w:t>
+      </w:r>
+    </w:p>
+    <w:p>
+      <w:pPr>
+        <w:rPr>
+          <w:rFonts w:ascii="Lucida Console" w:hAnsi="Lucida Console"/>
+        </w:rPr>
+      </w:pPr>
+      <w:r>
+        <w:rPr>
+          <w:rFonts w:ascii="Lucida Console" w:hAnsi="Lucida Console"/>
+        </w:rPr>
+        <w:t>}</w:t>
+      </w:r>
+    </w:p>
+    <w:p>
+      <w:pPr>
+        <w:rPr>
+          <w:rFonts w:ascii="Lucida Console" w:hAnsi="Lucida Console"/>
+        </w:rPr>
+      </w:pPr>
+    </w:p>
+    <w:p>
+      <w:pPr>
+        <w:rPr>
+          <w:rFonts w:ascii="Lucida Console" w:hAnsi="Lucida Console"/>
+        </w:rPr>
+      </w:pPr>
+      <w:r>
+        <w:rPr>
+          <w:rFonts w:ascii="Lucida Console" w:hAnsi="Lucida Console"/>
+        </w:rPr>
+        <w:t>this mocks method call</w:t>
+      </w:r>
+    </w:p>
+    <w:p>
+      <w:pPr>
+        <w:rPr>
+          <w:rFonts w:ascii="Lucida Console" w:hAnsi="Lucida Console"/>
+        </w:rPr>
+      </w:pPr>
+    </w:p>
+    <w:p>
+      <w:pPr>
+        <w:rPr>
+          <w:rFonts w:ascii="Lucida Console" w:hAnsi="Lucida Console"/>
+        </w:rPr>
+      </w:pPr>
+      <w:r>
+        <w:rPr>
+          <w:rFonts w:ascii="Lucida Console" w:hAnsi="Lucida Console"/>
+        </w:rPr>
+        <w:t>verify(applicationDao, times(1)).appServiceMethod(param)</w:t>
+      </w:r>
+    </w:p>
+    <w:p>
+      <w:pPr>
+        <w:rPr>
+          <w:rFonts w:ascii="Lucida Console" w:hAnsi="Lucida Console"/>
+        </w:rPr>
+      </w:pPr>
+      <w:r>
+        <w:rPr>
+          <w:rFonts w:ascii="Lucida Console" w:hAnsi="Lucida Console"/>
+        </w:rPr>
+        <w:t>this verifies that dao is called 1 tim</w:t>
+      </w:r>
+      <w:r>
+        <w:rPr>
+          <w:rFonts w:ascii="Lucida Console" w:hAnsi="Lucida Console"/>
+        </w:rPr>
+        <w:t>e</w:t>
+      </w:r>
+    </w:p>
+    <w:p>
+      <w:pPr>
+        <w:rPr>
+          <w:rFonts w:ascii="Lucida Console" w:hAnsi="Lucida Console"/>
+        </w:rPr>
+      </w:pPr>
+    </w:p>
+    <w:p>
+      <w:pPr>
+        <w:rPr>
+          <w:rFonts w:ascii="Lucida Console" w:hAnsi="Lucida Console"/>
+        </w:rPr>
+      </w:pPr>
+    </w:p>
+    <w:p>
+      <w:pPr>
+        <w:rPr>
+          <w:rFonts w:ascii="Lucida Console" w:hAnsi="Lucida Console"/>
+          <w:b/>
+          <w:bCs/>
+        </w:rPr>
+      </w:pPr>
+      <w:r>
+        <w:rPr>
+          <w:rFonts w:ascii="Lucida Console" w:hAnsi="Lucida Console"/>
+          <w:b/>
+          <w:bCs/>
+        </w:rPr>
+        <w:lastRenderedPageBreak/>
+        <w:t>.53.</w:t>
+      </w:r>
+    </w:p>
+    <w:p>
+      <w:pPr>
+        <w:rPr>
+          <w:rFonts w:ascii="Lucida Console" w:hAnsi="Lucida Console"/>
+          <w:b/>
+          <w:bCs/>
+        </w:rPr>
+      </w:pPr>
+    </w:p>
+    <w:p>
+      <w:pPr>
+        <w:rPr>
+          <w:rFonts w:ascii="Lucida Console" w:hAnsi="Lucida Console"/>
+        </w:rPr>
+      </w:pPr>
+      <w:r>
+        <w:rPr>
+          <w:rFonts w:ascii="Lucida Console" w:hAnsi="Lucida Console"/>
+        </w:rPr>
+        <w:t>since @InjectMocks will only inject mock or spy beans, in order to inject all beans an object needs:</w:t>
+      </w:r>
+    </w:p>
+    <w:p>
+      <w:pPr>
+        <w:rPr>
+          <w:rFonts w:ascii="Lucida Console" w:hAnsi="Lucida Console"/>
+        </w:rPr>
+      </w:pPr>
+    </w:p>
+    <w:p>
+      <w:pPr>
+        <w:rPr>
+          <w:rFonts w:ascii="Lucida Console" w:hAnsi="Lucida Console"/>
+        </w:rPr>
+      </w:pPr>
+      <w:r>
+        <w:rPr>
+          <w:rFonts w:ascii="Lucida Console" w:hAnsi="Lucida Console"/>
+        </w:rPr>
+        <w:t>@Mock</w:t>
+      </w:r>
+      <w:r>
+        <w:rPr>
+          <w:rFonts w:ascii="Lucida Console" w:hAnsi="Lucida Console"/>
+        </w:rPr>
+        <w:t>itoBean</w:t>
+      </w:r>
+    </w:p>
+    <w:p>
+      <w:pPr>
+        <w:rPr>
+          <w:rFonts w:ascii="Lucida Console" w:hAnsi="Lucida Console"/>
+        </w:rPr>
+      </w:pPr>
+      <w:r>
+        <w:rPr>
+          <w:rFonts w:ascii="Lucida Console" w:hAnsi="Lucida Console"/>
+        </w:rPr>
+        <w:t>private AppDao appdao;</w:t>
+      </w:r>
+    </w:p>
+    <w:p>
+      <w:pPr>
+        <w:rPr>
+          <w:rFonts w:ascii="Lucida Console" w:hAnsi="Lucida Console"/>
+        </w:rPr>
+      </w:pPr>
+    </w:p>
+    <w:p>
+      <w:pPr>
+        <w:rPr>
+          <w:rFonts w:ascii="Lucida Console" w:hAnsi="Lucida Console"/>
+        </w:rPr>
+      </w:pPr>
+      <w:r>
+        <w:rPr>
+          <w:rFonts w:ascii="Lucida Console" w:hAnsi="Lucida Console"/>
+        </w:rPr>
+        <w:t>@</w:t>
+      </w:r>
+      <w:r>
+        <w:rPr>
+          <w:rFonts w:ascii="Lucida Console" w:hAnsi="Lucida Console"/>
+        </w:rPr>
+        <w:t>Autowired</w:t>
+      </w:r>
       <w:r>
         <w:rPr>
           <w:rFonts w:ascii="Lucida Console" w:hAnsi="Lucida Console"/>
@@ -3142,6 +3495,59 @@
     </w:p>
     <w:p>
       <w:pPr>
+        <w:rPr>
+          <w:rFonts w:ascii="Lucida Console" w:hAnsi="Lucida Console"/>
+        </w:rPr>
+      </w:pPr>
+      <w:r>
+        <w:rPr>
+          <w:rFonts w:ascii="Lucida Console" w:hAnsi="Lucida Console"/>
+        </w:rPr>
+        <w:t>private AppService appService;</w:t>
+      </w:r>
+    </w:p>
+    <w:p>
+      <w:pPr>
+        <w:rPr>
+          <w:rFonts w:ascii="Lucida Console" w:hAnsi="Lucida Console"/>
+        </w:rPr>
+      </w:pPr>
+    </w:p>
+    <w:p>
+      <w:pPr>
+        <w:rPr>
+          <w:rFonts w:ascii="Lucida Console" w:hAnsi="Lucida Console"/>
+        </w:rPr>
+      </w:pPr>
+      <w:r>
+        <w:rPr>
+          <w:rFonts w:ascii="Lucida Console" w:hAnsi="Lucida Console"/>
+        </w:rPr>
+        <w:t xml:space="preserve">with @MockitoBean annotation mocked bean replaces regular bean in the app context and there won’t be any need for @InjectMocks </w:t>
+      </w:r>
+    </w:p>
+    <w:p>
+      <w:pPr>
+        <w:rPr>
+          <w:rFonts w:ascii="Lucida Console" w:hAnsi="Lucida Console"/>
+        </w:rPr>
+      </w:pPr>
+      <w:r>
+        <w:rPr>
+          <w:rFonts w:ascii="Lucida Console" w:hAnsi="Lucida Console"/>
+        </w:rPr>
+        <w:t>spring boot will inject mocks and other beans if necessary</w:t>
+      </w:r>
+    </w:p>
+    <w:p>
+      <w:pPr>
+        <w:rPr>
+          <w:rFonts w:ascii="Lucida Console" w:hAnsi="Lucida Console"/>
+        </w:rPr>
+      </w:pPr>
+    </w:p>
+    <w:p>
+      <w:pPr>
         <w:jc w:val="center"/>
         <w:rPr>
           <w:rFonts w:ascii="Lucida Console" w:hAnsi="Lucida Console"/>
@@ -3158,6 +3564,124 @@
           <w:bCs/>
         </w:rPr>
       </w:pPr>
+      <w:r>
+        <w:rPr>
+          <w:rFonts w:ascii="Lucida Console" w:hAnsi="Lucida Console"/>
+          <w:b/>
+          <w:bCs/>
+        </w:rPr>
+        <w:t xml:space="preserve">.57. </w:t>
+      </w:r>
+    </w:p>
+    <w:p>
+      <w:pPr>
+        <w:rPr>
+          <w:rFonts w:ascii="Lucida Console" w:hAnsi="Lucida Console"/>
+          <w:b/>
+          <w:bCs/>
+        </w:rPr>
+      </w:pPr>
+    </w:p>
+    <w:p>
+      <w:pPr>
+        <w:rPr>
+          <w:rFonts w:ascii="Lucida Console" w:hAnsi="Lucida Console"/>
+        </w:rPr>
+      </w:pPr>
+      <w:r>
+        <w:rPr>
+          <w:rFonts w:ascii="Lucida Console" w:hAnsi="Lucida Console"/>
+        </w:rPr>
+        <w:t>doThrow(new RuntimeException()).when(appdao).method(param)</w:t>
+      </w:r>
+    </w:p>
+    <w:p>
+      <w:pPr>
+        <w:rPr>
+          <w:rFonts w:ascii="Lucida Console" w:hAnsi="Lucida Console"/>
+        </w:rPr>
+      </w:pPr>
+    </w:p>
+    <w:p>
+      <w:pPr>
+        <w:rPr>
+          <w:rFonts w:ascii="Lucida Console" w:hAnsi="Lucida Console"/>
+        </w:rPr>
+      </w:pPr>
+      <w:r>
+        <w:rPr>
+          <w:rFonts w:ascii="Lucida Console" w:hAnsi="Lucida Console"/>
+        </w:rPr>
+        <w:t>this code mocks an exception</w:t>
+      </w:r>
+    </w:p>
+    <w:p>
+      <w:pPr>
+        <w:rPr>
+          <w:rFonts w:ascii="Lucida Console" w:hAnsi="Lucida Console"/>
+        </w:rPr>
+      </w:pPr>
+    </w:p>
+    <w:p>
+      <w:pPr>
+        <w:rPr>
+          <w:rFonts w:ascii="Lucida Console" w:hAnsi="Lucida Console"/>
+        </w:rPr>
+      </w:pPr>
+      <w:r>
+        <w:rPr>
+          <w:rFonts w:ascii="Lucida Console" w:hAnsi="Lucida Console"/>
+        </w:rPr>
+        <w:t>when(appDao.method(param))</w:t>
+      </w:r>
+    </w:p>
+    <w:p>
+      <w:pPr>
+        <w:rPr>
+          <w:rFonts w:ascii="Lucida Console" w:hAnsi="Lucida Console"/>
+        </w:rPr>
+      </w:pPr>
+      <w:r>
+        <w:rPr>
+          <w:rFonts w:ascii="Lucida Console" w:hAnsi="Lucida Console"/>
+        </w:rPr>
+        <w:tab/>
+        <w:t>.thenThrow(new RuntimeException())</w:t>
+      </w:r>
+    </w:p>
+    <w:p>
+      <w:pPr>
+        <w:rPr>
+          <w:rFonts w:ascii="Lucida Console" w:hAnsi="Lucida Console"/>
+        </w:rPr>
+      </w:pPr>
+      <w:r>
+        <w:rPr>
+          <w:rFonts w:ascii="Lucida Console" w:hAnsi="Lucida Console"/>
+        </w:rPr>
+        <w:tab/>
+        <w:t>.thenReturn(response);</w:t>
+      </w:r>
+    </w:p>
+    <w:p>
+      <w:pPr>
+        <w:rPr>
+          <w:rFonts w:ascii="Lucida Console" w:hAnsi="Lucida Console"/>
+        </w:rPr>
+      </w:pPr>
+    </w:p>
+    <w:p>
+      <w:pPr>
+        <w:rPr>
+          <w:rFonts w:ascii="Lucida Console" w:hAnsi="Lucida Console"/>
+        </w:rPr>
+      </w:pPr>
+      <w:r>
+        <w:rPr>
+          <w:rFonts w:ascii="Lucida Console" w:hAnsi="Lucida Console"/>
+        </w:rPr>
+        <w:t xml:space="preserve">first call to this method will throw an exception but the second call will not </w:t>
+      </w:r>
     </w:p>
     <w:sectPr>
       <w:pgSz w:w="11906" w:h="16838"/>
@@ -3567,6 +4091,7 @@
   <w:style w:type="paragraph" w:default="1" w:styleId="Normal">
     <w:name w:val="Normal"/>
     <w:qFormat/>
+    <w:rsid w:val="00C23948"/>
   </w:style>
   <w:style w:type="character" w:default="1" w:styleId="VarsaylanParagrafYazTipi">
     <w:name w:val="Default Paragraph Font"/>

--- a/unit test.docx
+++ b/unit test.docx
@@ -3439,248 +3439,2213 @@
         <w:rPr>
           <w:rFonts w:ascii="Lucida Console" w:hAnsi="Lucida Console"/>
         </w:rPr>
+        <w:t>@MockitoBean</w:t>
+      </w:r>
+    </w:p>
+    <w:p>
+      <w:pPr>
+        <w:rPr>
+          <w:rFonts w:ascii="Lucida Console" w:hAnsi="Lucida Console"/>
+        </w:rPr>
+      </w:pPr>
+      <w:r>
+        <w:rPr>
+          <w:rFonts w:ascii="Lucida Console" w:hAnsi="Lucida Console"/>
+        </w:rPr>
+        <w:t>private AppDao appdao;</w:t>
+      </w:r>
+    </w:p>
+    <w:p>
+      <w:pPr>
+        <w:rPr>
+          <w:rFonts w:ascii="Lucida Console" w:hAnsi="Lucida Console"/>
+        </w:rPr>
+      </w:pPr>
+    </w:p>
+    <w:p>
+      <w:pPr>
+        <w:rPr>
+          <w:rFonts w:ascii="Lucida Console" w:hAnsi="Lucida Console"/>
+        </w:rPr>
+      </w:pPr>
+      <w:r>
+        <w:rPr>
+          <w:rFonts w:ascii="Lucida Console" w:hAnsi="Lucida Console"/>
+        </w:rPr>
+        <w:t xml:space="preserve">@Autowired </w:t>
+      </w:r>
+    </w:p>
+    <w:p>
+      <w:pPr>
+        <w:rPr>
+          <w:rFonts w:ascii="Lucida Console" w:hAnsi="Lucida Console"/>
+        </w:rPr>
+      </w:pPr>
+      <w:r>
+        <w:rPr>
+          <w:rFonts w:ascii="Lucida Console" w:hAnsi="Lucida Console"/>
+        </w:rPr>
+        <w:t>private AppService appService;</w:t>
+      </w:r>
+    </w:p>
+    <w:p>
+      <w:pPr>
+        <w:rPr>
+          <w:rFonts w:ascii="Lucida Console" w:hAnsi="Lucida Console"/>
+        </w:rPr>
+      </w:pPr>
+    </w:p>
+    <w:p>
+      <w:pPr>
+        <w:rPr>
+          <w:rFonts w:ascii="Lucida Console" w:hAnsi="Lucida Console"/>
+        </w:rPr>
+      </w:pPr>
+      <w:r>
+        <w:rPr>
+          <w:rFonts w:ascii="Lucida Console" w:hAnsi="Lucida Console"/>
+        </w:rPr>
+        <w:t xml:space="preserve">with @MockitoBean annotation mocked bean replaces regular bean in the app context and there won’t be any need for @InjectMocks </w:t>
+      </w:r>
+    </w:p>
+    <w:p>
+      <w:pPr>
+        <w:rPr>
+          <w:rFonts w:ascii="Lucida Console" w:hAnsi="Lucida Console"/>
+        </w:rPr>
+      </w:pPr>
+      <w:r>
+        <w:rPr>
+          <w:rFonts w:ascii="Lucida Console" w:hAnsi="Lucida Console"/>
+        </w:rPr>
+        <w:t>spring boot will inject mocks and other beans if necessary</w:t>
+      </w:r>
+    </w:p>
+    <w:p>
+      <w:pPr>
+        <w:rPr>
+          <w:rFonts w:ascii="Lucida Console" w:hAnsi="Lucida Console"/>
+        </w:rPr>
+      </w:pPr>
+    </w:p>
+    <w:p>
+      <w:pPr>
+        <w:jc w:val="center"/>
+        <w:rPr>
+          <w:rFonts w:ascii="Lucida Console" w:hAnsi="Lucida Console"/>
+          <w:b/>
+          <w:bCs/>
+        </w:rPr>
+      </w:pPr>
+    </w:p>
+    <w:p>
+      <w:pPr>
+        <w:rPr>
+          <w:rFonts w:ascii="Lucida Console" w:hAnsi="Lucida Console"/>
+          <w:b/>
+          <w:bCs/>
+        </w:rPr>
+      </w:pPr>
+      <w:r>
+        <w:rPr>
+          <w:rFonts w:ascii="Lucida Console" w:hAnsi="Lucida Console"/>
+          <w:b/>
+          <w:bCs/>
+        </w:rPr>
+        <w:t xml:space="preserve">.57. </w:t>
+      </w:r>
+    </w:p>
+    <w:p>
+      <w:pPr>
+        <w:rPr>
+          <w:rFonts w:ascii="Lucida Console" w:hAnsi="Lucida Console"/>
+          <w:b/>
+          <w:bCs/>
+        </w:rPr>
+      </w:pPr>
+    </w:p>
+    <w:p>
+      <w:pPr>
+        <w:rPr>
+          <w:rFonts w:ascii="Lucida Console" w:hAnsi="Lucida Console"/>
+        </w:rPr>
+      </w:pPr>
+      <w:r>
+        <w:rPr>
+          <w:rFonts w:ascii="Lucida Console" w:hAnsi="Lucida Console"/>
+        </w:rPr>
+        <w:t>doThrow(new RuntimeException()).when(appdao).method(param)</w:t>
+      </w:r>
+    </w:p>
+    <w:p>
+      <w:pPr>
+        <w:rPr>
+          <w:rFonts w:ascii="Lucida Console" w:hAnsi="Lucida Console"/>
+        </w:rPr>
+      </w:pPr>
+    </w:p>
+    <w:p>
+      <w:pPr>
+        <w:rPr>
+          <w:rFonts w:ascii="Lucida Console" w:hAnsi="Lucida Console"/>
+        </w:rPr>
+      </w:pPr>
+      <w:r>
+        <w:rPr>
+          <w:rFonts w:ascii="Lucida Console" w:hAnsi="Lucida Console"/>
+        </w:rPr>
+        <w:t>this code mocks an exception</w:t>
+      </w:r>
+    </w:p>
+    <w:p>
+      <w:pPr>
+        <w:rPr>
+          <w:rFonts w:ascii="Lucida Console" w:hAnsi="Lucida Console"/>
+        </w:rPr>
+      </w:pPr>
+    </w:p>
+    <w:p>
+      <w:pPr>
+        <w:rPr>
+          <w:rFonts w:ascii="Lucida Console" w:hAnsi="Lucida Console"/>
+        </w:rPr>
+      </w:pPr>
+      <w:r>
+        <w:rPr>
+          <w:rFonts w:ascii="Lucida Console" w:hAnsi="Lucida Console"/>
+        </w:rPr>
+        <w:t>when(appDao.method(param))</w:t>
+      </w:r>
+    </w:p>
+    <w:p>
+      <w:pPr>
+        <w:rPr>
+          <w:rFonts w:ascii="Lucida Console" w:hAnsi="Lucida Console"/>
+        </w:rPr>
+      </w:pPr>
+      <w:r>
+        <w:rPr>
+          <w:rFonts w:ascii="Lucida Console" w:hAnsi="Lucida Console"/>
+        </w:rPr>
+        <w:tab/>
+        <w:t>.thenThrow(new RuntimeException())</w:t>
+      </w:r>
+    </w:p>
+    <w:p>
+      <w:pPr>
+        <w:rPr>
+          <w:rFonts w:ascii="Lucida Console" w:hAnsi="Lucida Console"/>
+        </w:rPr>
+      </w:pPr>
+      <w:r>
+        <w:rPr>
+          <w:rFonts w:ascii="Lucida Console" w:hAnsi="Lucida Console"/>
+        </w:rPr>
+        <w:tab/>
+        <w:t>.thenReturn(response);</w:t>
+      </w:r>
+    </w:p>
+    <w:p>
+      <w:pPr>
+        <w:rPr>
+          <w:rFonts w:ascii="Lucida Console" w:hAnsi="Lucida Console"/>
+        </w:rPr>
+      </w:pPr>
+    </w:p>
+    <w:p>
+      <w:pPr>
+        <w:rPr>
+          <w:rFonts w:ascii="Lucida Console" w:hAnsi="Lucida Console"/>
+        </w:rPr>
+      </w:pPr>
+      <w:r>
+        <w:rPr>
+          <w:rFonts w:ascii="Lucida Console" w:hAnsi="Lucida Console"/>
+        </w:rPr>
+        <w:t xml:space="preserve">first call to this method will throw an exception but the second call will not </w:t>
+      </w:r>
+    </w:p>
+    <w:p>
+      <w:pPr>
+        <w:rPr>
+          <w:rFonts w:ascii="Lucida Console" w:hAnsi="Lucida Console"/>
+        </w:rPr>
+      </w:pPr>
+      <w:r>
+        <w:rPr>
+          <w:rFonts w:ascii="Lucida Console" w:hAnsi="Lucida Console"/>
+        </w:rPr>
+        <w:br w:type="page"/>
+      </w:r>
+    </w:p>
+    <w:p>
+      <w:pPr>
+        <w:jc w:val="center"/>
+        <w:rPr>
+          <w:rFonts w:ascii="Lucida Console" w:hAnsi="Lucida Console"/>
+          <w:b/>
+          <w:bCs/>
+        </w:rPr>
+      </w:pPr>
+      <w:r>
+        <w:rPr>
+          <w:rFonts w:ascii="Lucida Console" w:hAnsi="Lucida Console"/>
+          <w:b/>
+          <w:bCs/>
+        </w:rPr>
+        <w:lastRenderedPageBreak/>
+        <w:t>ep</w:t>
+      </w:r>
+      <w:r>
+        <w:rPr>
+          <w:rFonts w:ascii="Lucida Console" w:hAnsi="Lucida Console"/>
+          <w:b/>
+          <w:bCs/>
+        </w:rPr>
+        <w:t>.5 reflection</w:t>
+      </w:r>
+      <w:r>
+        <w:rPr>
+          <w:rFonts w:ascii="Lucida Console" w:hAnsi="Lucida Console"/>
+          <w:b/>
+          <w:bCs/>
+        </w:rPr>
+        <w:t xml:space="preserve"> test</w:t>
+      </w:r>
+      <w:r>
+        <w:rPr>
+          <w:rFonts w:ascii="Lucida Console" w:hAnsi="Lucida Console"/>
+          <w:b/>
+          <w:bCs/>
+        </w:rPr>
+        <w:t xml:space="preserve"> utils</w:t>
+      </w:r>
+    </w:p>
+    <w:p>
+      <w:pPr>
+        <w:jc w:val="center"/>
+        <w:rPr>
+          <w:rFonts w:ascii="Lucida Console" w:hAnsi="Lucida Console"/>
+          <w:b/>
+          <w:bCs/>
+        </w:rPr>
+      </w:pPr>
+    </w:p>
+    <w:p>
+      <w:pPr>
+        <w:rPr>
+          <w:rFonts w:ascii="Lucida Console" w:hAnsi="Lucida Console"/>
+          <w:b/>
+          <w:bCs/>
+        </w:rPr>
+      </w:pPr>
+      <w:r>
+        <w:rPr>
+          <w:rFonts w:ascii="Lucida Console" w:hAnsi="Lucida Console"/>
+          <w:b/>
+          <w:bCs/>
+        </w:rPr>
+        <w:t>.58.</w:t>
+      </w:r>
+    </w:p>
+    <w:p>
+      <w:pPr>
+        <w:rPr>
+          <w:rFonts w:ascii="Lucida Console" w:hAnsi="Lucida Console"/>
+          <w:b/>
+          <w:bCs/>
+        </w:rPr>
+      </w:pPr>
+    </w:p>
+    <w:p>
+      <w:pPr>
+        <w:rPr>
+          <w:rFonts w:ascii="Lucida Console" w:hAnsi="Lucida Console"/>
+        </w:rPr>
+      </w:pPr>
+      <w:r>
+        <w:rPr>
+          <w:rFonts w:ascii="Lucida Console" w:hAnsi="Lucida Console"/>
+        </w:rPr>
+        <w:t xml:space="preserve">when non-public method needs to be tested, since it can not be accessed under normal conditions, ReflectionTestUtils is used. </w:t>
+      </w:r>
+    </w:p>
+    <w:p>
+      <w:pPr>
+        <w:rPr>
+          <w:rFonts w:ascii="Lucida Console" w:hAnsi="Lucida Console"/>
+        </w:rPr>
+      </w:pPr>
+    </w:p>
+    <w:p>
+      <w:pPr>
+        <w:rPr>
+          <w:rFonts w:ascii="Lucida Console" w:hAnsi="Lucida Console"/>
+        </w:rPr>
+      </w:pPr>
+      <w:r>
+        <w:rPr>
+          <w:rFonts w:ascii="Lucida Console" w:hAnsi="Lucida Console"/>
+        </w:rPr>
+        <w:t>ReflectionTestUtils:</w:t>
+      </w:r>
+    </w:p>
+    <w:p>
+      <w:pPr>
+        <w:rPr>
+          <w:rFonts w:ascii="Lucida Console" w:hAnsi="Lucida Console"/>
+        </w:rPr>
+      </w:pPr>
+      <w:r>
+        <w:rPr>
+          <w:rFonts w:ascii="Lucida Console" w:hAnsi="Lucida Console"/>
+        </w:rPr>
+        <w:tab/>
+        <w:t>allows get/set non-public fields directly</w:t>
+      </w:r>
+    </w:p>
+    <w:p>
+      <w:pPr>
+        <w:rPr>
+          <w:rFonts w:ascii="Lucida Console" w:hAnsi="Lucida Console"/>
+        </w:rPr>
+      </w:pPr>
+      <w:r>
+        <w:rPr>
+          <w:rFonts w:ascii="Lucida Console" w:hAnsi="Lucida Console"/>
+        </w:rPr>
+        <w:tab/>
+        <w:t>can invoke non-public methods</w:t>
+      </w:r>
+    </w:p>
+    <w:p>
+      <w:pPr>
+        <w:rPr>
+          <w:rFonts w:ascii="Lucida Console" w:hAnsi="Lucida Console"/>
+        </w:rPr>
+      </w:pPr>
+    </w:p>
+    <w:p>
+      <w:pPr>
+        <w:rPr>
+          <w:rFonts w:ascii="Lucida Console" w:hAnsi="Lucida Console"/>
+        </w:rPr>
+      </w:pPr>
+    </w:p>
+    <w:p>
+      <w:pPr>
+        <w:rPr>
+          <w:rFonts w:ascii="Lucida Console" w:hAnsi="Lucida Console"/>
+        </w:rPr>
+      </w:pPr>
+      <w:r>
+        <w:rPr>
+          <w:rFonts w:ascii="Lucida Console" w:hAnsi="Lucida Console"/>
+        </w:rPr>
+        <w:t>@Autowired</w:t>
+      </w:r>
+    </w:p>
+    <w:p>
+      <w:pPr>
+        <w:rPr>
+          <w:rFonts w:ascii="Lucida Console" w:hAnsi="Lucida Console"/>
+        </w:rPr>
+      </w:pPr>
+      <w:r>
+        <w:rPr>
+          <w:rFonts w:ascii="Lucida Console" w:hAnsi="Lucida Console"/>
+        </w:rPr>
+        <w:t>CollegeStudent student;</w:t>
+      </w:r>
+    </w:p>
+    <w:p>
+      <w:pPr>
+        <w:rPr>
+          <w:rFonts w:ascii="Lucida Console" w:hAnsi="Lucida Console"/>
+        </w:rPr>
+      </w:pPr>
+    </w:p>
+    <w:p>
+      <w:pPr>
+        <w:rPr>
+          <w:rFonts w:ascii="Lucida Console" w:hAnsi="Lucida Console"/>
+        </w:rPr>
+      </w:pPr>
+      <w:r>
+        <w:rPr>
+          <w:rFonts w:ascii="Lucida Console" w:hAnsi="Lucida Console"/>
+        </w:rPr>
+        <w:t>ReflectionTestUtils.getField(student, “id”);</w:t>
+      </w:r>
+    </w:p>
+    <w:p>
+      <w:pPr>
+        <w:rPr>
+          <w:rFonts w:ascii="Lucida Console" w:hAnsi="Lucida Console"/>
+        </w:rPr>
+      </w:pPr>
+      <w:r>
+        <w:rPr>
+          <w:rFonts w:ascii="Lucida Console" w:hAnsi="Lucida Console"/>
+        </w:rPr>
+        <w:t>returns id of the student (which is private)</w:t>
+      </w:r>
+    </w:p>
+    <w:p>
+      <w:pPr>
+        <w:rPr>
+          <w:rFonts w:ascii="Lucida Console" w:hAnsi="Lucida Console"/>
+        </w:rPr>
+      </w:pPr>
+    </w:p>
+    <w:p>
+      <w:pPr>
+        <w:rPr>
+          <w:rFonts w:ascii="Lucida Console" w:hAnsi="Lucida Console"/>
+        </w:rPr>
+      </w:pPr>
+      <w:r>
+        <w:rPr>
+          <w:rFonts w:ascii="Lucida Console" w:hAnsi="Lucida Console"/>
+        </w:rPr>
+        <w:t>ReflectionTestUtils.setField(student, “id”, value);</w:t>
+      </w:r>
+    </w:p>
+    <w:p>
+      <w:pPr>
+        <w:rPr>
+          <w:rFonts w:ascii="Lucida Console" w:hAnsi="Lucida Console"/>
+        </w:rPr>
+      </w:pPr>
+    </w:p>
+    <w:p>
+      <w:pPr>
+        <w:rPr>
+          <w:rFonts w:ascii="Lucida Console" w:hAnsi="Lucida Console"/>
+        </w:rPr>
+      </w:pPr>
+      <w:r>
+        <w:rPr>
+          <w:rFonts w:ascii="Lucida Console" w:hAnsi="Lucida Console"/>
+        </w:rPr>
+        <w:t>ReflectionTestUtils.invokeMethod(student, “privateMethod”, …args)</w:t>
+      </w:r>
+    </w:p>
+    <w:p>
+      <w:pPr>
+        <w:rPr>
+          <w:rFonts w:ascii="Lucida Console" w:hAnsi="Lucida Console"/>
+        </w:rPr>
+      </w:pPr>
+      <w:r>
+        <w:rPr>
+          <w:rFonts w:ascii="Lucida Console" w:hAnsi="Lucida Console"/>
+        </w:rPr>
+        <w:br w:type="page"/>
+      </w:r>
+    </w:p>
+    <w:p>
+      <w:pPr>
+        <w:jc w:val="center"/>
+        <w:rPr>
+          <w:rFonts w:ascii="Lucida Console" w:hAnsi="Lucida Console"/>
+          <w:b/>
+          <w:bCs/>
+        </w:rPr>
+      </w:pPr>
+      <w:r>
+        <w:rPr>
+          <w:rFonts w:ascii="Lucida Console" w:hAnsi="Lucida Console"/>
+          <w:b/>
+          <w:bCs/>
+        </w:rPr>
+        <w:lastRenderedPageBreak/>
+        <w:t>ep</w:t>
+      </w:r>
+      <w:r>
+        <w:rPr>
+          <w:rFonts w:ascii="Lucida Console" w:hAnsi="Lucida Console"/>
+          <w:b/>
+          <w:bCs/>
+        </w:rPr>
+        <w:t>.6 spring boot mvc – database integration testing</w:t>
+      </w:r>
+    </w:p>
+    <w:p>
+      <w:pPr>
+        <w:jc w:val="center"/>
+        <w:rPr>
+          <w:rFonts w:ascii="Lucida Console" w:hAnsi="Lucida Console"/>
+          <w:b/>
+          <w:bCs/>
+        </w:rPr>
+      </w:pPr>
+    </w:p>
+    <w:p>
+      <w:pPr>
+        <w:rPr>
+          <w:rFonts w:ascii="Lucida Console" w:hAnsi="Lucida Console"/>
+          <w:b/>
+          <w:bCs/>
+        </w:rPr>
+      </w:pPr>
+      <w:r>
+        <w:rPr>
+          <w:rFonts w:ascii="Lucida Console" w:hAnsi="Lucida Console"/>
+          <w:b/>
+          <w:bCs/>
+        </w:rPr>
+        <w:t>.63.</w:t>
+      </w:r>
+    </w:p>
+    <w:p>
+      <w:pPr>
+        <w:rPr>
+          <w:rFonts w:ascii="Lucida Console" w:hAnsi="Lucida Console"/>
+          <w:b/>
+          <w:bCs/>
+        </w:rPr>
+      </w:pPr>
+    </w:p>
+    <w:p>
+      <w:pPr>
+        <w:rPr>
+          <w:rFonts w:ascii="Lucida Console" w:hAnsi="Lucida Console"/>
+        </w:rPr>
+      </w:pPr>
+      <w:r>
+        <w:rPr>
+          <w:rFonts w:ascii="Lucida Console" w:hAnsi="Lucida Console"/>
+        </w:rPr>
+        <w:t>@TestPropertySource(“/application.properties”)</w:t>
+      </w:r>
+    </w:p>
+    <w:p>
+      <w:pPr>
+        <w:rPr>
+          <w:rFonts w:ascii="Lucida Console" w:hAnsi="Lucida Console"/>
+        </w:rPr>
+      </w:pPr>
+      <w:r>
+        <w:rPr>
+          <w:rFonts w:ascii="Lucida Console" w:hAnsi="Lucida Console"/>
+        </w:rPr>
+        <w:t>@SpringBootTest</w:t>
+      </w:r>
+    </w:p>
+    <w:p>
+      <w:pPr>
+        <w:rPr>
+          <w:rFonts w:ascii="Lucida Console" w:hAnsi="Lucida Console"/>
+        </w:rPr>
+      </w:pPr>
+      <w:r>
+        <w:rPr>
+          <w:rFonts w:ascii="Lucida Console" w:hAnsi="Lucida Console"/>
+        </w:rPr>
+        <w:t>public class Test() {}</w:t>
+      </w:r>
+    </w:p>
+    <w:p>
+      <w:pPr>
+        <w:rPr>
+          <w:rFonts w:ascii="Lucida Console" w:hAnsi="Lucida Console"/>
+        </w:rPr>
+      </w:pPr>
+    </w:p>
+    <w:p>
+      <w:pPr>
+        <w:rPr>
+          <w:rFonts w:ascii="Lucida Console" w:hAnsi="Lucida Console"/>
+        </w:rPr>
+      </w:pPr>
+      <w:r>
+        <w:rPr>
+          <w:rFonts w:ascii="Lucida Console" w:hAnsi="Lucida Console"/>
+        </w:rPr>
+        <w:t>this class uses main application.properties for test source</w:t>
+      </w:r>
+    </w:p>
+    <w:p>
+      <w:pPr>
+        <w:rPr>
+          <w:rFonts w:ascii="Lucida Console" w:hAnsi="Lucida Console"/>
+        </w:rPr>
+      </w:pPr>
+    </w:p>
+    <w:p>
+      <w:pPr>
+        <w:rPr>
+          <w:rFonts w:ascii="Lucida Console" w:hAnsi="Lucida Console"/>
+          <w:b/>
+          <w:bCs/>
+        </w:rPr>
+      </w:pPr>
+      <w:r>
+        <w:rPr>
+          <w:rFonts w:ascii="Lucida Console" w:hAnsi="Lucida Console"/>
+          <w:b/>
+          <w:bCs/>
+        </w:rPr>
+        <w:t>.68.</w:t>
+      </w:r>
+    </w:p>
+    <w:p>
+      <w:pPr>
+        <w:rPr>
+          <w:rFonts w:ascii="Lucida Console" w:hAnsi="Lucida Console"/>
+          <w:b/>
+          <w:bCs/>
+        </w:rPr>
+      </w:pPr>
+    </w:p>
+    <w:p>
+      <w:pPr>
+        <w:rPr>
+          <w:rFonts w:ascii="Lucida Console" w:hAnsi="Lucida Console"/>
+        </w:rPr>
+      </w:pPr>
+      <w:r>
+        <w:rPr>
+          <w:rFonts w:ascii="Lucida Console" w:hAnsi="Lucida Console"/>
+        </w:rPr>
+        <w:t xml:space="preserve">@Autowired </w:t>
+      </w:r>
+    </w:p>
+    <w:p>
+      <w:pPr>
+        <w:rPr>
+          <w:rFonts w:ascii="Lucida Console" w:hAnsi="Lucida Console"/>
+        </w:rPr>
+      </w:pPr>
+      <w:r>
+        <w:rPr>
+          <w:rFonts w:ascii="Lucida Console" w:hAnsi="Lucida Console"/>
+        </w:rPr>
+        <w:t>private JdbcTemplate jdbc;</w:t>
+      </w:r>
+    </w:p>
+    <w:p>
+      <w:pPr>
+        <w:rPr>
+          <w:rFonts w:ascii="Lucida Console" w:hAnsi="Lucida Console"/>
+        </w:rPr>
+      </w:pPr>
+    </w:p>
+    <w:p>
+      <w:pPr>
+        <w:rPr>
+          <w:rFonts w:ascii="Lucida Console" w:hAnsi="Lucida Console"/>
+        </w:rPr>
+      </w:pPr>
+      <w:r>
+        <w:rPr>
+          <w:rFonts w:ascii="Lucida Console" w:hAnsi="Lucida Console"/>
+        </w:rPr>
+        <w:t>@BeforeEach</w:t>
+      </w:r>
+    </w:p>
+    <w:p>
+      <w:pPr>
+        <w:rPr>
+          <w:rFonts w:ascii="Lucida Console" w:hAnsi="Lucida Console"/>
+        </w:rPr>
+      </w:pPr>
+      <w:r>
+        <w:rPr>
+          <w:rFonts w:ascii="Lucida Console" w:hAnsi="Lucida Console"/>
+        </w:rPr>
+        <w:t>public void createStudent()</w:t>
+      </w:r>
+    </w:p>
+    <w:p>
+      <w:pPr>
+        <w:rPr>
+          <w:rFonts w:ascii="Lucida Console" w:hAnsi="Lucida Console"/>
+        </w:rPr>
+      </w:pPr>
+      <w:r>
+        <w:rPr>
+          <w:rFonts w:ascii="Lucida Console" w:hAnsi="Lucida Console"/>
+        </w:rPr>
+        <w:t>{</w:t>
+      </w:r>
+    </w:p>
+    <w:p>
+      <w:pPr>
+        <w:rPr>
+          <w:rFonts w:ascii="Lucida Console" w:hAnsi="Lucida Console"/>
+        </w:rPr>
+      </w:pPr>
+      <w:r>
+        <w:rPr>
+          <w:rFonts w:ascii="Lucida Console" w:hAnsi="Lucida Console"/>
+        </w:rPr>
+        <w:tab/>
+        <w:t>jdbc.execute(“insert into student() values()”)</w:t>
+      </w:r>
+    </w:p>
+    <w:p>
+      <w:pPr>
+        <w:rPr>
+          <w:rFonts w:ascii="Lucida Console" w:hAnsi="Lucida Console"/>
+        </w:rPr>
+      </w:pPr>
+      <w:r>
+        <w:rPr>
+          <w:rFonts w:ascii="Lucida Console" w:hAnsi="Lucida Console"/>
+        </w:rPr>
+        <w:t>}</w:t>
+      </w:r>
+    </w:p>
+    <w:p>
+      <w:pPr>
+        <w:rPr>
+          <w:rFonts w:ascii="Lucida Console" w:hAnsi="Lucida Console"/>
+        </w:rPr>
+      </w:pPr>
+    </w:p>
+    <w:p>
+      <w:pPr>
+        <w:rPr>
+          <w:rFonts w:ascii="Lucida Console" w:hAnsi="Lucida Console"/>
+        </w:rPr>
+      </w:pPr>
+      <w:r>
+        <w:rPr>
+          <w:rFonts w:ascii="Lucida Console" w:hAnsi="Lucida Console"/>
+        </w:rPr>
+        <w:t>jdbc template helps insert data to the db, execute uses native sql</w:t>
+      </w:r>
+    </w:p>
+    <w:p>
+      <w:pPr>
+        <w:rPr>
+          <w:rFonts w:ascii="Lucida Console" w:hAnsi="Lucida Console"/>
+        </w:rPr>
+      </w:pPr>
+    </w:p>
+    <w:p>
+      <w:pPr>
+        <w:rPr>
+          <w:rFonts w:ascii="Lucida Console" w:hAnsi="Lucida Console"/>
+        </w:rPr>
+      </w:pPr>
+      <w:r>
+        <w:rPr>
+          <w:rFonts w:ascii="Lucida Console" w:hAnsi="Lucida Console"/>
+        </w:rPr>
+        <w:t>@AfterEach</w:t>
+      </w:r>
+    </w:p>
+    <w:p>
+      <w:pPr>
+        <w:rPr>
+          <w:rFonts w:ascii="Lucida Console" w:hAnsi="Lucida Console"/>
+        </w:rPr>
+      </w:pPr>
+      <w:r>
+        <w:rPr>
+          <w:rFonts w:ascii="Lucida Console" w:hAnsi="Lucida Console"/>
+        </w:rPr>
+        <w:t>public void deleteStudent()</w:t>
+      </w:r>
+    </w:p>
+    <w:p>
+      <w:pPr>
+        <w:rPr>
+          <w:rFonts w:ascii="Lucida Console" w:hAnsi="Lucida Console"/>
+        </w:rPr>
+      </w:pPr>
+      <w:r>
+        <w:rPr>
+          <w:rFonts w:ascii="Lucida Console" w:hAnsi="Lucida Console"/>
+        </w:rPr>
+        <w:t>{</w:t>
+      </w:r>
+    </w:p>
+    <w:p>
+      <w:pPr>
+        <w:rPr>
+          <w:rFonts w:ascii="Lucida Console" w:hAnsi="Lucida Console"/>
+        </w:rPr>
+      </w:pPr>
+      <w:r>
+        <w:rPr>
+          <w:rFonts w:ascii="Lucida Console" w:hAnsi="Lucida Console"/>
+        </w:rPr>
+        <w:tab/>
+        <w:t>jdbc.execute(“DELETE FROM student”);</w:t>
+      </w:r>
+    </w:p>
+    <w:p>
+      <w:pPr>
+        <w:rPr>
+          <w:rFonts w:ascii="Lucida Console" w:hAnsi="Lucida Console"/>
+        </w:rPr>
+      </w:pPr>
+      <w:r>
+        <w:rPr>
+          <w:rFonts w:ascii="Lucida Console" w:hAnsi="Lucida Console"/>
+        </w:rPr>
+        <w:tab/>
+        <w:t>jdbc.execute(“ALTER TABLE student ALTER COLUMN ID RESTART WITH 1”);</w:t>
+      </w:r>
+    </w:p>
+    <w:p>
+      <w:pPr>
+        <w:rPr>
+          <w:rFonts w:ascii="Lucida Console" w:hAnsi="Lucida Console"/>
+        </w:rPr>
+      </w:pPr>
+      <w:r>
+        <w:rPr>
+          <w:rFonts w:ascii="Lucida Console" w:hAnsi="Lucida Console"/>
+        </w:rPr>
+        <w:t>}</w:t>
+      </w:r>
+    </w:p>
+    <w:p>
+      <w:pPr>
+        <w:rPr>
+          <w:rFonts w:ascii="Lucida Console" w:hAnsi="Lucida Console"/>
+        </w:rPr>
+      </w:pPr>
+    </w:p>
+    <w:p>
+      <w:pPr>
+        <w:rPr>
+          <w:rFonts w:ascii="Lucida Console" w:hAnsi="Lucida Console"/>
+        </w:rPr>
+      </w:pPr>
+      <w:r>
+        <w:rPr>
+          <w:rFonts w:ascii="Lucida Console" w:hAnsi="Lucida Console"/>
+        </w:rPr>
+        <w:t>this method helps reset table and id state</w:t>
+      </w:r>
+    </w:p>
+    <w:p>
+      <w:pPr>
+        <w:rPr>
+          <w:rFonts w:ascii="Lucida Console" w:hAnsi="Lucida Console"/>
+        </w:rPr>
+      </w:pPr>
+    </w:p>
+    <w:p>
+      <w:pPr>
+        <w:rPr>
+          <w:rFonts w:ascii="Lucida Console" w:hAnsi="Lucida Console"/>
+        </w:rPr>
+      </w:pPr>
+    </w:p>
+    <w:p>
+      <w:pPr>
+        <w:rPr>
+          <w:rFonts w:ascii="Lucida Console" w:hAnsi="Lucida Console"/>
+        </w:rPr>
+      </w:pPr>
+    </w:p>
+    <w:p>
+      <w:pPr>
+        <w:rPr>
+          <w:rFonts w:ascii="Lucida Console" w:hAnsi="Lucida Console"/>
+        </w:rPr>
+      </w:pPr>
+    </w:p>
+    <w:p>
+      <w:pPr>
+        <w:rPr>
+          <w:rFonts w:ascii="Lucida Console" w:hAnsi="Lucida Console"/>
+          <w:b/>
+          <w:bCs/>
+        </w:rPr>
+      </w:pPr>
+      <w:r>
+        <w:rPr>
+          <w:rFonts w:ascii="Lucida Console" w:hAnsi="Lucida Console"/>
+          <w:b/>
+          <w:bCs/>
+        </w:rPr>
+        <w:lastRenderedPageBreak/>
+        <w:t>.72. insert data with @Sql</w:t>
+      </w:r>
+    </w:p>
+    <w:p>
+      <w:pPr>
+        <w:rPr>
+          <w:rFonts w:ascii="Lucida Console" w:hAnsi="Lucida Console"/>
+          <w:b/>
+          <w:bCs/>
+        </w:rPr>
+      </w:pPr>
+    </w:p>
+    <w:p>
+      <w:pPr>
+        <w:rPr>
+          <w:rFonts w:ascii="Lucida Console" w:hAnsi="Lucida Console"/>
+        </w:rPr>
+      </w:pPr>
+      <w:r>
+        <w:rPr>
+          <w:rFonts w:ascii="Lucida Console" w:hAnsi="Lucida Console"/>
+        </w:rPr>
+        <w:t xml:space="preserve">create </w:t>
+      </w:r>
+      <w:r>
+        <w:rPr>
+          <w:rFonts w:ascii="Lucida Console" w:hAnsi="Lucida Console"/>
+        </w:rPr>
+        <w:t>insertData.</w:t>
+      </w:r>
+      <w:r>
+        <w:rPr>
+          <w:rFonts w:ascii="Lucida Console" w:hAnsi="Lucida Console"/>
+        </w:rPr>
+        <w:t xml:space="preserve">sql under </w:t>
+      </w:r>
+      <w:r>
+        <w:rPr>
+          <w:rFonts w:ascii="Lucida Console" w:hAnsi="Lucida Console"/>
+        </w:rPr>
+        <w:t>main/</w:t>
+      </w:r>
+      <w:r>
+        <w:rPr>
+          <w:rFonts w:ascii="Lucida Console" w:hAnsi="Lucida Console"/>
+        </w:rPr>
+        <w:t>resources</w:t>
+      </w:r>
+    </w:p>
+    <w:p>
+      <w:pPr>
+        <w:rPr>
+          <w:rFonts w:ascii="Lucida Console" w:hAnsi="Lucida Console"/>
+        </w:rPr>
+      </w:pPr>
+    </w:p>
+    <w:p>
+      <w:pPr>
+        <w:rPr>
+          <w:rFonts w:ascii="Lucida Console" w:hAnsi="Lucida Console"/>
+        </w:rPr>
+      </w:pPr>
+      <w:r>
+        <w:rPr>
+          <w:rFonts w:ascii="Lucida Console" w:hAnsi="Lucida Console"/>
+        </w:rPr>
+        <w:t>@Sql(“/insertData.sql”)</w:t>
+      </w:r>
+    </w:p>
+    <w:p>
+      <w:pPr>
+        <w:rPr>
+          <w:rFonts w:ascii="Lucida Console" w:hAnsi="Lucida Console"/>
+        </w:rPr>
+      </w:pPr>
+      <w:r>
+        <w:rPr>
+          <w:rFonts w:ascii="Lucida Console" w:hAnsi="Lucida Console"/>
+        </w:rPr>
+        <w:t>@Test</w:t>
+      </w:r>
+    </w:p>
+    <w:p>
+      <w:pPr>
+        <w:rPr>
+          <w:rFonts w:ascii="Lucida Console" w:hAnsi="Lucida Console"/>
+        </w:rPr>
+      </w:pPr>
+      <w:r>
+        <w:rPr>
+          <w:rFonts w:ascii="Lucida Console" w:hAnsi="Lucida Console"/>
+        </w:rPr>
+        <w:t>public void checkData(){}</w:t>
+      </w:r>
+    </w:p>
+    <w:p>
+      <w:pPr>
+        <w:rPr>
+          <w:rFonts w:ascii="Lucida Console" w:hAnsi="Lucida Console"/>
+        </w:rPr>
+      </w:pPr>
+    </w:p>
+    <w:p>
+      <w:pPr>
+        <w:rPr>
+          <w:rFonts w:ascii="Lucida Console" w:hAnsi="Lucida Console"/>
+        </w:rPr>
+      </w:pPr>
+      <w:r>
+        <w:rPr>
+          <w:rFonts w:ascii="Lucida Console" w:hAnsi="Lucida Console"/>
+        </w:rPr>
+        <w:t>@BeforeEach will be executed first, then @Sql will be executed for this method</w:t>
+      </w:r>
+    </w:p>
+    <w:p>
+      <w:pPr>
+        <w:rPr>
+          <w:rFonts w:ascii="Lucida Console" w:hAnsi="Lucida Console"/>
+        </w:rPr>
+      </w:pPr>
+      <w:r>
+        <w:rPr>
+          <w:rFonts w:ascii="Lucida Console" w:hAnsi="Lucida Console"/>
+        </w:rPr>
+        <w:br w:type="page"/>
+      </w:r>
+    </w:p>
+    <w:p>
+      <w:pPr>
+        <w:jc w:val="center"/>
+        <w:rPr>
+          <w:rFonts w:ascii="Lucida Console" w:hAnsi="Lucida Console"/>
+          <w:b/>
+          <w:bCs/>
+        </w:rPr>
+      </w:pPr>
+      <w:r>
+        <w:rPr>
+          <w:rFonts w:ascii="Lucida Console" w:hAnsi="Lucida Console"/>
+          <w:b/>
+          <w:bCs/>
+        </w:rPr>
+        <w:lastRenderedPageBreak/>
+        <w:t>ep.11 testing spring boot REST APIs</w:t>
+      </w:r>
+    </w:p>
+    <w:p>
+      <w:pPr>
+        <w:rPr>
+          <w:rFonts w:ascii="Lucida Console" w:hAnsi="Lucida Console"/>
+          <w:b/>
+          <w:bCs/>
+        </w:rPr>
+      </w:pPr>
+    </w:p>
+    <w:p>
+      <w:pPr>
+        <w:rPr>
+          <w:rFonts w:ascii="Lucida Console" w:hAnsi="Lucida Console"/>
+          <w:b/>
+          <w:bCs/>
+        </w:rPr>
+      </w:pPr>
+      <w:r>
+        <w:rPr>
+          <w:rFonts w:ascii="Lucida Console" w:hAnsi="Lucida Console"/>
+          <w:b/>
+          <w:bCs/>
+        </w:rPr>
+        <w:t>.11</w:t>
+      </w:r>
+      <w:r>
+        <w:rPr>
+          <w:rFonts w:ascii="Lucida Console" w:hAnsi="Lucida Console"/>
+          <w:b/>
+          <w:bCs/>
+        </w:rPr>
+        <w:t>8</w:t>
+      </w:r>
+      <w:r>
+        <w:rPr>
+          <w:rFonts w:ascii="Lucida Console" w:hAnsi="Lucida Console"/>
+          <w:b/>
+          <w:bCs/>
+        </w:rPr>
+        <w:t>.</w:t>
+      </w:r>
+    </w:p>
+    <w:p>
+      <w:pPr>
+        <w:rPr>
+          <w:rFonts w:ascii="Lucida Console" w:hAnsi="Lucida Console"/>
+          <w:b/>
+          <w:bCs/>
+        </w:rPr>
+      </w:pPr>
+    </w:p>
+    <w:p>
+      <w:pPr>
+        <w:rPr>
+          <w:rFonts w:ascii="Lucida Console" w:hAnsi="Lucida Console"/>
+        </w:rPr>
+      </w:pPr>
+      <w:r>
+        <w:rPr>
+          <w:rFonts w:ascii="Lucida Console" w:hAnsi="Lucida Console"/>
+        </w:rPr>
+        <w:t>for testing spring REST controllers, MockMvc can be used</w:t>
+      </w:r>
+    </w:p>
+    <w:p>
+      <w:pPr>
+        <w:rPr>
+          <w:rFonts w:ascii="Lucida Console" w:hAnsi="Lucida Console"/>
+        </w:rPr>
+      </w:pPr>
+    </w:p>
+    <w:p>
+      <w:pPr>
+        <w:rPr>
+          <w:rFonts w:ascii="Lucida Console" w:hAnsi="Lucida Console"/>
+        </w:rPr>
+      </w:pPr>
+    </w:p>
+    <w:p>
+      <w:pPr>
+        <w:rPr>
+          <w:rFonts w:ascii="Lucida Console" w:hAnsi="Lucida Console"/>
+        </w:rPr>
+      </w:pPr>
+      <w:r>
+        <w:rPr>
+          <w:rFonts w:ascii="Lucida Console" w:hAnsi="Lucida Console"/>
+        </w:rPr>
+        <w:t>@TestPropertySource(“/application-test.properties”)</w:t>
+      </w:r>
+    </w:p>
+    <w:p>
+      <w:pPr>
+        <w:rPr>
+          <w:rFonts w:ascii="Lucida Console" w:hAnsi="Lucida Console"/>
+        </w:rPr>
+      </w:pPr>
+      <w:r>
+        <w:rPr>
+          <w:rFonts w:ascii="Lucida Console" w:hAnsi="Lucida Console"/>
+        </w:rPr>
+        <w:t>//under “main/resources”</w:t>
+      </w:r>
+    </w:p>
+    <w:p>
+      <w:pPr>
+        <w:rPr>
+          <w:rFonts w:ascii="Lucida Console" w:hAnsi="Lucida Console"/>
+        </w:rPr>
+      </w:pPr>
+      <w:r>
+        <w:rPr>
+          <w:rFonts w:ascii="Lucida Console" w:hAnsi="Lucida Console"/>
+        </w:rPr>
+        <w:t>@AutoConfigureMockMvc</w:t>
+      </w:r>
+    </w:p>
+    <w:p>
+      <w:pPr>
+        <w:rPr>
+          <w:rFonts w:ascii="Lucida Console" w:hAnsi="Lucida Console"/>
+        </w:rPr>
+      </w:pPr>
+      <w:r>
+        <w:rPr>
+          <w:rFonts w:ascii="Lucida Console" w:hAnsi="Lucida Console"/>
+        </w:rPr>
+        <w:t>//injects mockmvc</w:t>
+      </w:r>
+    </w:p>
+    <w:p>
+      <w:pPr>
+        <w:rPr>
+          <w:rFonts w:ascii="Lucida Console" w:hAnsi="Lucida Console"/>
+        </w:rPr>
+      </w:pPr>
+      <w:r>
+        <w:rPr>
+          <w:rFonts w:ascii="Lucida Console" w:hAnsi="Lucida Console"/>
+        </w:rPr>
+        <w:t>@SpringBootTest</w:t>
+      </w:r>
+    </w:p>
+    <w:p>
+      <w:pPr>
+        <w:rPr>
+          <w:rFonts w:ascii="Lucida Console" w:hAnsi="Lucida Console"/>
+        </w:rPr>
+      </w:pPr>
+      <w:r>
+        <w:rPr>
+          <w:rFonts w:ascii="Lucida Console" w:hAnsi="Lucida Console"/>
+        </w:rPr>
+        <w:t>@Transactional</w:t>
+      </w:r>
+    </w:p>
+    <w:p>
+      <w:pPr>
+        <w:rPr>
+          <w:rFonts w:ascii="Lucida Console" w:hAnsi="Lucida Console"/>
+        </w:rPr>
+      </w:pPr>
+      <w:r>
+        <w:rPr>
+          <w:rFonts w:ascii="Lucida Console" w:hAnsi="Lucida Console"/>
+        </w:rPr>
+        <w:t xml:space="preserve">//if </w:t>
+      </w:r>
+      <w:r>
+        <w:rPr>
+          <w:rFonts w:ascii="Lucida Console" w:hAnsi="Lucida Console"/>
+        </w:rPr>
+        <w:t xml:space="preserve">jpa entity manager </w:t>
+      </w:r>
+      <w:r>
+        <w:rPr>
+          <w:rFonts w:ascii="Lucida Console" w:hAnsi="Lucida Console"/>
+        </w:rPr>
+        <w:t>is used</w:t>
+      </w:r>
+    </w:p>
+    <w:p>
+      <w:pPr>
+        <w:rPr>
+          <w:rFonts w:ascii="Lucida Console" w:hAnsi="Lucida Console"/>
+        </w:rPr>
+      </w:pPr>
+      <w:r>
+        <w:rPr>
+          <w:rFonts w:ascii="Lucida Console" w:hAnsi="Lucida Console"/>
+        </w:rPr>
+        <w:t>public class controllerTest(){</w:t>
+      </w:r>
+    </w:p>
+    <w:p>
+      <w:pPr>
+        <w:rPr>
+          <w:rFonts w:ascii="Lucida Console" w:hAnsi="Lucida Console"/>
+        </w:rPr>
+      </w:pPr>
+      <w:r>
+        <w:rPr>
+          <w:rFonts w:ascii="Lucida Console" w:hAnsi="Lucida Console"/>
+        </w:rPr>
+        <w:tab/>
+      </w:r>
+    </w:p>
+    <w:p>
+      <w:pPr>
+        <w:rPr>
+          <w:rFonts w:ascii="Lucida Console" w:hAnsi="Lucida Console"/>
+        </w:rPr>
+      </w:pPr>
+      <w:r>
+        <w:rPr>
+          <w:rFonts w:ascii="Lucida Console" w:hAnsi="Lucida Console"/>
+        </w:rPr>
+        <w:tab/>
+        <w:t>private static MockHttpServletRequest request;</w:t>
+      </w:r>
+    </w:p>
+    <w:p>
+      <w:pPr>
+        <w:rPr>
+          <w:rFonts w:ascii="Lucida Console" w:hAnsi="Lucida Console"/>
+        </w:rPr>
+      </w:pPr>
+    </w:p>
+    <w:p>
+      <w:pPr>
+        <w:rPr>
+          <w:rFonts w:ascii="Lucida Console" w:hAnsi="Lucida Console"/>
+        </w:rPr>
+      </w:pPr>
+      <w:r>
+        <w:rPr>
+          <w:rFonts w:ascii="Lucida Console" w:hAnsi="Lucida Console"/>
+        </w:rPr>
+        <w:tab/>
         <w:t>@Mock</w:t>
       </w:r>
-      <w:r>
-        <w:rPr>
-          <w:rFonts w:ascii="Lucida Console" w:hAnsi="Lucida Console"/>
-        </w:rPr>
-        <w:t>itoBean</w:t>
-      </w:r>
-    </w:p>
-    <w:p>
-      <w:pPr>
-        <w:rPr>
-          <w:rFonts w:ascii="Lucida Console" w:hAnsi="Lucida Console"/>
-        </w:rPr>
-      </w:pPr>
-      <w:r>
-        <w:rPr>
-          <w:rFonts w:ascii="Lucida Console" w:hAnsi="Lucida Console"/>
-        </w:rPr>
-        <w:t>private AppDao appdao;</w:t>
-      </w:r>
-    </w:p>
-    <w:p>
-      <w:pPr>
-        <w:rPr>
-          <w:rFonts w:ascii="Lucida Console" w:hAnsi="Lucida Console"/>
-        </w:rPr>
-      </w:pPr>
-    </w:p>
-    <w:p>
-      <w:pPr>
-        <w:rPr>
-          <w:rFonts w:ascii="Lucida Console" w:hAnsi="Lucida Console"/>
-        </w:rPr>
-      </w:pPr>
-      <w:r>
-        <w:rPr>
-          <w:rFonts w:ascii="Lucida Console" w:hAnsi="Lucida Console"/>
-        </w:rPr>
-        <w:t>@</w:t>
-      </w:r>
-      <w:r>
-        <w:rPr>
-          <w:rFonts w:ascii="Lucida Console" w:hAnsi="Lucida Console"/>
-        </w:rPr>
-        <w:t>Autowired</w:t>
-      </w:r>
-      <w:r>
-        <w:rPr>
-          <w:rFonts w:ascii="Lucida Console" w:hAnsi="Lucida Console"/>
-        </w:rPr>
-        <w:t xml:space="preserve"> </w:t>
-      </w:r>
-    </w:p>
-    <w:p>
-      <w:pPr>
-        <w:rPr>
-          <w:rFonts w:ascii="Lucida Console" w:hAnsi="Lucida Console"/>
-        </w:rPr>
-      </w:pPr>
-      <w:r>
-        <w:rPr>
-          <w:rFonts w:ascii="Lucida Console" w:hAnsi="Lucida Console"/>
-        </w:rPr>
-        <w:t>private AppService appService;</w:t>
-      </w:r>
-    </w:p>
-    <w:p>
-      <w:pPr>
-        <w:rPr>
-          <w:rFonts w:ascii="Lucida Console" w:hAnsi="Lucida Console"/>
-        </w:rPr>
-      </w:pPr>
-    </w:p>
-    <w:p>
-      <w:pPr>
-        <w:rPr>
-          <w:rFonts w:ascii="Lucida Console" w:hAnsi="Lucida Console"/>
-        </w:rPr>
-      </w:pPr>
-      <w:r>
-        <w:rPr>
-          <w:rFonts w:ascii="Lucida Console" w:hAnsi="Lucida Console"/>
-        </w:rPr>
-        <w:t xml:space="preserve">with @MockitoBean annotation mocked bean replaces regular bean in the app context and there won’t be any need for @InjectMocks </w:t>
-      </w:r>
-    </w:p>
-    <w:p>
-      <w:pPr>
-        <w:rPr>
-          <w:rFonts w:ascii="Lucida Console" w:hAnsi="Lucida Console"/>
-        </w:rPr>
-      </w:pPr>
-      <w:r>
-        <w:rPr>
-          <w:rFonts w:ascii="Lucida Console" w:hAnsi="Lucida Console"/>
-        </w:rPr>
-        <w:t>spring boot will inject mocks and other beans if necessary</w:t>
-      </w:r>
-    </w:p>
-    <w:p>
-      <w:pPr>
-        <w:rPr>
-          <w:rFonts w:ascii="Lucida Console" w:hAnsi="Lucida Console"/>
-        </w:rPr>
-      </w:pPr>
-    </w:p>
-    <w:p>
-      <w:pPr>
-        <w:jc w:val="center"/>
+    </w:p>
+    <w:p>
+      <w:pPr>
+        <w:rPr>
+          <w:rFonts w:ascii="Lucida Console" w:hAnsi="Lucida Console"/>
+        </w:rPr>
+      </w:pPr>
+      <w:r>
+        <w:rPr>
+          <w:rFonts w:ascii="Lucida Console" w:hAnsi="Lucida Console"/>
+        </w:rPr>
+        <w:tab/>
+        <w:t>ServiceClass service;</w:t>
+      </w:r>
+    </w:p>
+    <w:p>
+      <w:pPr>
+        <w:rPr>
+          <w:rFonts w:ascii="Lucida Console" w:hAnsi="Lucida Console"/>
+        </w:rPr>
+      </w:pPr>
+    </w:p>
+    <w:p>
+      <w:pPr>
+        <w:rPr>
+          <w:rFonts w:ascii="Lucida Console" w:hAnsi="Lucida Console"/>
+        </w:rPr>
+      </w:pPr>
+      <w:r>
+        <w:rPr>
+          <w:rFonts w:ascii="Lucida Console" w:hAnsi="Lucida Console"/>
+        </w:rPr>
+        <w:tab/>
+        <w:t xml:space="preserve">@Autowired </w:t>
+      </w:r>
+    </w:p>
+    <w:p>
+      <w:pPr>
+        <w:rPr>
+          <w:rFonts w:ascii="Lucida Console" w:hAnsi="Lucida Console"/>
+        </w:rPr>
+      </w:pPr>
+      <w:r>
+        <w:rPr>
+          <w:rFonts w:ascii="Lucida Console" w:hAnsi="Lucida Console"/>
+        </w:rPr>
+        <w:tab/>
+        <w:t>MockMvc mockMvc;</w:t>
+      </w:r>
+    </w:p>
+    <w:p>
+      <w:pPr>
+        <w:rPr>
+          <w:rFonts w:ascii="Lucida Console" w:hAnsi="Lucida Console"/>
+        </w:rPr>
+      </w:pPr>
+    </w:p>
+    <w:p>
+      <w:pPr>
+        <w:rPr>
+          <w:rFonts w:ascii="Lucida Console" w:hAnsi="Lucida Console"/>
+        </w:rPr>
+      </w:pPr>
+      <w:r>
+        <w:rPr>
+          <w:rFonts w:ascii="Lucida Console" w:hAnsi="Lucida Console"/>
+        </w:rPr>
+        <w:t>}</w:t>
+      </w:r>
+    </w:p>
+    <w:p>
+      <w:pPr>
+        <w:rPr>
+          <w:rFonts w:ascii="Lucida Console" w:hAnsi="Lucida Console"/>
+        </w:rPr>
+      </w:pPr>
+    </w:p>
+    <w:p>
+      <w:pPr>
+        <w:rPr>
+          <w:rFonts w:ascii="Lucida Console" w:hAnsi="Lucida Console"/>
+        </w:rPr>
+      </w:pPr>
+    </w:p>
+    <w:p>
+      <w:pPr>
+        <w:rPr>
+          <w:rFonts w:ascii="Lucida Console" w:hAnsi="Lucida Console"/>
+        </w:rPr>
+      </w:pPr>
+    </w:p>
+    <w:p>
+      <w:pPr>
+        <w:rPr>
+          <w:rFonts w:ascii="Lucida Console" w:hAnsi="Lucida Console"/>
+        </w:rPr>
+      </w:pPr>
+    </w:p>
+    <w:p>
+      <w:pPr>
+        <w:rPr>
+          <w:rFonts w:ascii="Lucida Console" w:hAnsi="Lucida Console"/>
+        </w:rPr>
+      </w:pPr>
+    </w:p>
+    <w:p>
+      <w:pPr>
+        <w:rPr>
+          <w:rFonts w:ascii="Lucida Console" w:hAnsi="Lucida Console"/>
+        </w:rPr>
+      </w:pPr>
+    </w:p>
+    <w:p>
+      <w:pPr>
+        <w:rPr>
+          <w:rFonts w:ascii="Lucida Console" w:hAnsi="Lucida Console"/>
+        </w:rPr>
+      </w:pPr>
+    </w:p>
+    <w:p>
+      <w:pPr>
+        <w:rPr>
+          <w:rFonts w:ascii="Lucida Console" w:hAnsi="Lucida Console"/>
+        </w:rPr>
+      </w:pPr>
+    </w:p>
+    <w:p>
+      <w:pPr>
+        <w:rPr>
+          <w:rFonts w:ascii="Lucida Console" w:hAnsi="Lucida Console"/>
+        </w:rPr>
+      </w:pPr>
+    </w:p>
+    <w:p>
+      <w:pPr>
+        <w:rPr>
+          <w:rFonts w:ascii="Lucida Console" w:hAnsi="Lucida Console"/>
+        </w:rPr>
+      </w:pPr>
+    </w:p>
+    <w:p>
+      <w:pPr>
         <w:rPr>
           <w:rFonts w:ascii="Lucida Console" w:hAnsi="Lucida Console"/>
           <w:b/>
           <w:bCs/>
         </w:rPr>
       </w:pPr>
-    </w:p>
-    <w:p>
-      <w:pPr>
+      <w:r>
         <w:rPr>
           <w:rFonts w:ascii="Lucida Console" w:hAnsi="Lucida Console"/>
           <w:b/>
           <w:bCs/>
         </w:rPr>
-      </w:pPr>
+        <w:lastRenderedPageBreak/>
+        <w:t xml:space="preserve">.121. JsonPath and GET type controller </w:t>
+      </w:r>
       <w:r>
         <w:rPr>
           <w:rFonts w:ascii="Lucida Console" w:hAnsi="Lucida Console"/>
           <w:b/>
           <w:bCs/>
         </w:rPr>
-        <w:t xml:space="preserve">.57. </w:t>
-      </w:r>
-    </w:p>
-    <w:p>
-      <w:pPr>
+        <w:t>t</w:t>
+      </w:r>
+      <w:r>
         <w:rPr>
           <w:rFonts w:ascii="Lucida Console" w:hAnsi="Lucida Console"/>
           <w:b/>
           <w:bCs/>
         </w:rPr>
-      </w:pPr>
-    </w:p>
-    <w:p>
-      <w:pPr>
-        <w:rPr>
-          <w:rFonts w:ascii="Lucida Console" w:hAnsi="Lucida Console"/>
-        </w:rPr>
-      </w:pPr>
-      <w:r>
-        <w:rPr>
-          <w:rFonts w:ascii="Lucida Console" w:hAnsi="Lucida Console"/>
-        </w:rPr>
-        <w:t>doThrow(new RuntimeException()).when(appdao).method(param)</w:t>
-      </w:r>
-    </w:p>
-    <w:p>
-      <w:pPr>
-        <w:rPr>
-          <w:rFonts w:ascii="Lucida Console" w:hAnsi="Lucida Console"/>
-        </w:rPr>
-      </w:pPr>
-    </w:p>
-    <w:p>
-      <w:pPr>
-        <w:rPr>
-          <w:rFonts w:ascii="Lucida Console" w:hAnsi="Lucida Console"/>
-        </w:rPr>
-      </w:pPr>
-      <w:r>
-        <w:rPr>
-          <w:rFonts w:ascii="Lucida Console" w:hAnsi="Lucida Console"/>
-        </w:rPr>
-        <w:t>this code mocks an exception</w:t>
-      </w:r>
-    </w:p>
-    <w:p>
-      <w:pPr>
-        <w:rPr>
-          <w:rFonts w:ascii="Lucida Console" w:hAnsi="Lucida Console"/>
-        </w:rPr>
-      </w:pPr>
-    </w:p>
-    <w:p>
-      <w:pPr>
-        <w:rPr>
-          <w:rFonts w:ascii="Lucida Console" w:hAnsi="Lucida Console"/>
-        </w:rPr>
-      </w:pPr>
-      <w:r>
-        <w:rPr>
-          <w:rFonts w:ascii="Lucida Console" w:hAnsi="Lucida Console"/>
-        </w:rPr>
-        <w:t>when(appDao.method(param))</w:t>
-      </w:r>
-    </w:p>
-    <w:p>
-      <w:pPr>
-        <w:rPr>
-          <w:rFonts w:ascii="Lucida Console" w:hAnsi="Lucida Console"/>
-        </w:rPr>
-      </w:pPr>
-      <w:r>
-        <w:rPr>
-          <w:rFonts w:ascii="Lucida Console" w:hAnsi="Lucida Console"/>
-        </w:rPr>
-        <w:tab/>
-        <w:t>.thenThrow(new RuntimeException())</w:t>
-      </w:r>
-    </w:p>
-    <w:p>
-      <w:pPr>
-        <w:rPr>
-          <w:rFonts w:ascii="Lucida Console" w:hAnsi="Lucida Console"/>
-        </w:rPr>
-      </w:pPr>
-      <w:r>
-        <w:rPr>
-          <w:rFonts w:ascii="Lucida Console" w:hAnsi="Lucida Console"/>
-        </w:rPr>
-        <w:tab/>
-        <w:t>.thenReturn(response);</w:t>
-      </w:r>
-    </w:p>
-    <w:p>
-      <w:pPr>
-        <w:rPr>
-          <w:rFonts w:ascii="Lucida Console" w:hAnsi="Lucida Console"/>
-        </w:rPr>
-      </w:pPr>
-    </w:p>
-    <w:p>
-      <w:pPr>
-        <w:rPr>
-          <w:rFonts w:ascii="Lucida Console" w:hAnsi="Lucida Console"/>
-        </w:rPr>
-      </w:pPr>
-      <w:r>
-        <w:rPr>
-          <w:rFonts w:ascii="Lucida Console" w:hAnsi="Lucida Console"/>
-        </w:rPr>
-        <w:t xml:space="preserve">first call to this method will throw an exception but the second call will not </w:t>
+        <w:t>est</w:t>
+      </w:r>
+    </w:p>
+    <w:p>
+      <w:pPr>
+        <w:rPr>
+          <w:rFonts w:ascii="Lucida Console" w:hAnsi="Lucida Console"/>
+          <w:b/>
+          <w:bCs/>
+        </w:rPr>
+      </w:pPr>
+    </w:p>
+    <w:p>
+      <w:pPr>
+        <w:rPr>
+          <w:rFonts w:ascii="Lucida Console" w:hAnsi="Lucida Console"/>
+        </w:rPr>
+      </w:pPr>
+      <w:r>
+        <w:rPr>
+          <w:rFonts w:ascii="Lucida Console" w:hAnsi="Lucida Console"/>
+        </w:rPr>
+        <w:t>@Test</w:t>
+      </w:r>
+    </w:p>
+    <w:p>
+      <w:pPr>
+        <w:rPr>
+          <w:rFonts w:ascii="Lucida Console" w:hAnsi="Lucida Console"/>
+        </w:rPr>
+      </w:pPr>
+      <w:r>
+        <w:rPr>
+          <w:rFonts w:ascii="Lucida Console" w:hAnsi="Lucida Console"/>
+        </w:rPr>
+        <w:t>public void testGet()</w:t>
+      </w:r>
+    </w:p>
+    <w:p>
+      <w:pPr>
+        <w:rPr>
+          <w:rFonts w:ascii="Lucida Console" w:hAnsi="Lucida Console"/>
+        </w:rPr>
+      </w:pPr>
+      <w:r>
+        <w:rPr>
+          <w:rFonts w:ascii="Lucida Console" w:hAnsi="Lucida Console"/>
+        </w:rPr>
+        <w:t>{</w:t>
+      </w:r>
+    </w:p>
+    <w:p>
+      <w:pPr>
+        <w:rPr>
+          <w:rFonts w:ascii="Lucida Console" w:hAnsi="Lucida Console"/>
+        </w:rPr>
+      </w:pPr>
+      <w:r>
+        <w:rPr>
+          <w:rFonts w:ascii="Lucida Console" w:hAnsi="Lucida Console"/>
+        </w:rPr>
+        <w:tab/>
+      </w:r>
+    </w:p>
+    <w:p>
+      <w:pPr>
+        <w:rPr>
+          <w:rFonts w:ascii="Lucida Console" w:hAnsi="Lucida Console"/>
+        </w:rPr>
+      </w:pPr>
+      <w:r>
+        <w:rPr>
+          <w:rFonts w:ascii="Lucida Console" w:hAnsi="Lucida Console"/>
+        </w:rPr>
+        <w:tab/>
+        <w:t>mockMvc.perform(MockMvcRequestBuilders.get(“/endpoint”))</w:t>
+      </w:r>
+    </w:p>
+    <w:p>
+      <w:pPr>
+        <w:rPr>
+          <w:rFonts w:ascii="Lucida Console" w:hAnsi="Lucida Console"/>
+        </w:rPr>
+      </w:pPr>
+      <w:r>
+        <w:rPr>
+          <w:rFonts w:ascii="Lucida Console" w:hAnsi="Lucida Console"/>
+        </w:rPr>
+        <w:tab/>
+      </w:r>
+      <w:r>
+        <w:rPr>
+          <w:rFonts w:ascii="Lucida Console" w:hAnsi="Lucida Console"/>
+        </w:rPr>
+        <w:tab/>
+        <w:t>.andExpect(status().isOk())</w:t>
+      </w:r>
+      <w:r>
+        <w:rPr>
+          <w:rFonts w:ascii="Lucida Console" w:hAnsi="Lucida Console"/>
+        </w:rPr>
+        <w:tab/>
+      </w:r>
+      <w:r>
+        <w:rPr>
+          <w:rFonts w:ascii="Lucida Console" w:hAnsi="Lucida Console"/>
+        </w:rPr>
+        <w:tab/>
+      </w:r>
+      <w:r>
+        <w:rPr>
+          <w:rFonts w:ascii="Lucida Console" w:hAnsi="Lucida Console"/>
+        </w:rPr>
+        <w:tab/>
+      </w:r>
+      <w:r>
+        <w:rPr>
+          <w:rFonts w:ascii="Lucida Console" w:hAnsi="Lucida Console"/>
+        </w:rPr>
+        <w:tab/>
+      </w:r>
+      <w:r>
+        <w:rPr>
+          <w:rFonts w:ascii="Lucida Console" w:hAnsi="Lucida Console"/>
+        </w:rPr>
+        <w:tab/>
+      </w:r>
+      <w:r>
+        <w:rPr>
+          <w:rFonts w:ascii="Lucida Console" w:hAnsi="Lucida Console"/>
+        </w:rPr>
+        <w:tab/>
+        <w:t>.andExpect(content().contentType(MediaType.APPLICATION_JSON…))</w:t>
+      </w:r>
+    </w:p>
+    <w:p>
+      <w:pPr>
+        <w:rPr>
+          <w:rFonts w:ascii="Lucida Console" w:hAnsi="Lucida Console"/>
+        </w:rPr>
+      </w:pPr>
+      <w:r>
+        <w:rPr>
+          <w:rFonts w:ascii="Lucida Console" w:hAnsi="Lucida Console"/>
+        </w:rPr>
+        <w:tab/>
+        <w:t>.andExpect(jsonPath(“$”, hasSize(1)))</w:t>
+      </w:r>
+      <w:r>
+        <w:rPr>
+          <w:rFonts w:ascii="Lucida Console" w:hAnsi="Lucida Console"/>
+        </w:rPr>
+        <w:tab/>
+      </w:r>
+    </w:p>
+    <w:p>
+      <w:pPr>
+        <w:rPr>
+          <w:rFonts w:ascii="Lucida Console" w:hAnsi="Lucida Console"/>
+        </w:rPr>
+      </w:pPr>
+      <w:r>
+        <w:rPr>
+          <w:rFonts w:ascii="Lucida Console" w:hAnsi="Lucida Console"/>
+        </w:rPr>
+        <w:t>}</w:t>
+      </w:r>
+    </w:p>
+    <w:p>
+      <w:pPr>
+        <w:rPr>
+          <w:rFonts w:ascii="Lucida Console" w:hAnsi="Lucida Console"/>
+        </w:rPr>
+      </w:pPr>
+    </w:p>
+    <w:p>
+      <w:pPr>
+        <w:rPr>
+          <w:rFonts w:ascii="Lucida Console" w:hAnsi="Lucida Console"/>
+        </w:rPr>
+      </w:pPr>
+      <w:r>
+        <w:rPr>
+          <w:rFonts w:ascii="Lucida Console" w:hAnsi="Lucida Console"/>
+        </w:rPr>
+        <w:t>jsonPath expressions:</w:t>
+      </w:r>
+    </w:p>
+    <w:p>
+      <w:pPr>
+        <w:rPr>
+          <w:rFonts w:ascii="Lucida Console" w:hAnsi="Lucida Console"/>
+        </w:rPr>
+      </w:pPr>
+      <w:r>
+        <w:rPr>
+          <w:rFonts w:ascii="Lucida Console" w:hAnsi="Lucida Console"/>
+        </w:rPr>
+        <w:t>$ : root</w:t>
+      </w:r>
+      <w:r>
+        <w:rPr>
+          <w:rFonts w:ascii="Lucida Console" w:hAnsi="Lucida Console"/>
+        </w:rPr>
+        <w:t xml:space="preserve"> (array or object does not matter)</w:t>
+      </w:r>
+    </w:p>
+    <w:p>
+      <w:pPr>
+        <w:rPr>
+          <w:rFonts w:ascii="Lucida Console" w:hAnsi="Lucida Console"/>
+        </w:rPr>
+      </w:pPr>
+      <w:r>
+        <w:rPr>
+          <w:rFonts w:ascii="Lucida Console" w:hAnsi="Lucida Console"/>
+        </w:rPr>
+        <w:t>$.id : id element of json</w:t>
+      </w:r>
+    </w:p>
+    <w:p>
+      <w:pPr>
+        <w:rPr>
+          <w:rFonts w:ascii="Lucida Console" w:hAnsi="Lucida Console"/>
+        </w:rPr>
+      </w:pPr>
+      <w:r>
+        <w:rPr>
+          <w:rFonts w:ascii="Lucida Console" w:hAnsi="Lucida Console"/>
+        </w:rPr>
+        <w:t>…</w:t>
+      </w:r>
+    </w:p>
+    <w:p>
+      <w:pPr>
+        <w:rPr>
+          <w:rFonts w:ascii="Lucida Console" w:hAnsi="Lucida Console"/>
+        </w:rPr>
+      </w:pPr>
+    </w:p>
+    <w:p>
+      <w:pPr>
+        <w:rPr>
+          <w:rFonts w:ascii="Lucida Console" w:hAnsi="Lucida Console"/>
+        </w:rPr>
+      </w:pPr>
+      <w:r>
+        <w:rPr>
+          <w:rFonts w:ascii="Lucida Console" w:hAnsi="Lucida Console"/>
+        </w:rPr>
+        <w:t>mockMvc.perform(MockMvcRequestBuilders.get(“/endpoint</w:t>
+      </w:r>
+      <w:r>
+        <w:rPr>
+          <w:rFonts w:ascii="Lucida Console" w:hAnsi="Lucida Console"/>
+        </w:rPr>
+        <w:t>/{arg}</w:t>
+      </w:r>
+      <w:r>
+        <w:rPr>
+          <w:rFonts w:ascii="Lucida Console" w:hAnsi="Lucida Console"/>
+        </w:rPr>
+        <w:t>”</w:t>
+      </w:r>
+      <w:r>
+        <w:rPr>
+          <w:rFonts w:ascii="Lucida Console" w:hAnsi="Lucida Console"/>
+        </w:rPr>
+        <w:t>, arg</w:t>
+      </w:r>
+      <w:r>
+        <w:rPr>
+          <w:rFonts w:ascii="Lucida Console" w:hAnsi="Lucida Console"/>
+        </w:rPr>
+        <w:t>))</w:t>
+      </w:r>
+    </w:p>
+    <w:p>
+      <w:pPr>
+        <w:rPr>
+          <w:rFonts w:ascii="Lucida Console" w:hAnsi="Lucida Console"/>
+        </w:rPr>
+      </w:pPr>
+      <w:r>
+        <w:rPr>
+          <w:rFonts w:ascii="Lucida Console" w:hAnsi="Lucida Console"/>
+        </w:rPr>
+        <w:t>mockmvc also accepts path variables</w:t>
+      </w:r>
+    </w:p>
+    <w:p>
+      <w:pPr>
+        <w:rPr>
+          <w:rFonts w:ascii="Lucida Console" w:hAnsi="Lucida Console"/>
+        </w:rPr>
+      </w:pPr>
+    </w:p>
+    <w:p>
+      <w:pPr>
+        <w:rPr>
+          <w:rFonts w:ascii="Lucida Console" w:hAnsi="Lucida Console"/>
+          <w:b/>
+          <w:bCs/>
+        </w:rPr>
+      </w:pPr>
+      <w:r>
+        <w:rPr>
+          <w:rFonts w:ascii="Lucida Console" w:hAnsi="Lucida Console"/>
+          <w:b/>
+          <w:bCs/>
+        </w:rPr>
+        <w:t>.122. POST type controller test</w:t>
+      </w:r>
+    </w:p>
+    <w:p>
+      <w:pPr>
+        <w:rPr>
+          <w:rFonts w:ascii="Lucida Console" w:hAnsi="Lucida Console"/>
+          <w:b/>
+          <w:bCs/>
+        </w:rPr>
+      </w:pPr>
+    </w:p>
+    <w:p>
+      <w:pPr>
+        <w:rPr>
+          <w:rFonts w:ascii="Lucida Console" w:hAnsi="Lucida Console"/>
+        </w:rPr>
+      </w:pPr>
+      <w:r>
+        <w:rPr>
+          <w:rFonts w:ascii="Lucida Console" w:hAnsi="Lucida Console"/>
+        </w:rPr>
+        <w:t>Student student = new Student(…args);</w:t>
+      </w:r>
+    </w:p>
+    <w:p>
+      <w:pPr>
+        <w:rPr>
+          <w:rFonts w:ascii="Lucida Console" w:hAnsi="Lucida Console"/>
+          <w:b/>
+          <w:bCs/>
+        </w:rPr>
+      </w:pPr>
+    </w:p>
+    <w:p>
+      <w:pPr>
+        <w:rPr>
+          <w:rFonts w:ascii="Lucida Console" w:hAnsi="Lucida Console"/>
+        </w:rPr>
+      </w:pPr>
+      <w:r>
+        <w:rPr>
+          <w:rFonts w:ascii="Lucida Console" w:hAnsi="Lucida Console"/>
+        </w:rPr>
+        <w:t>mockMvc.perform(post(“/endpoint”)</w:t>
+      </w:r>
+    </w:p>
+    <w:p>
+      <w:pPr>
+        <w:rPr>
+          <w:rFonts w:ascii="Lucida Console" w:hAnsi="Lucida Console"/>
+        </w:rPr>
+      </w:pPr>
+      <w:r>
+        <w:rPr>
+          <w:rFonts w:ascii="Lucida Console" w:hAnsi="Lucida Console"/>
+        </w:rPr>
+        <w:tab/>
+      </w:r>
+      <w:r>
+        <w:rPr>
+          <w:rFonts w:ascii="Lucida Console" w:hAnsi="Lucida Console"/>
+        </w:rPr>
+        <w:tab/>
+        <w:t>.contentType(MediaType.APPLICATION_JSON)</w:t>
+      </w:r>
+    </w:p>
+    <w:p>
+      <w:pPr>
+        <w:rPr>
+          <w:rFonts w:ascii="Lucida Console" w:hAnsi="Lucida Console"/>
+        </w:rPr>
+      </w:pPr>
+      <w:r>
+        <w:rPr>
+          <w:rFonts w:ascii="Lucida Console" w:hAnsi="Lucida Console"/>
+        </w:rPr>
+        <w:tab/>
+      </w:r>
+      <w:r>
+        <w:rPr>
+          <w:rFonts w:ascii="Lucida Console" w:hAnsi="Lucida Console"/>
+        </w:rPr>
+        <w:tab/>
+        <w:t>.content(objectMapper.writeValueAsString(student))</w:t>
+      </w:r>
+    </w:p>
+    <w:p>
+      <w:pPr>
+        <w:rPr>
+          <w:rFonts w:ascii="Lucida Console" w:hAnsi="Lucida Console"/>
+        </w:rPr>
+      </w:pPr>
+      <w:r>
+        <w:rPr>
+          <w:rFonts w:ascii="Lucida Console" w:hAnsi="Lucida Console"/>
+        </w:rPr>
+        <w:tab/>
+      </w:r>
+      <w:r>
+        <w:rPr>
+          <w:rFonts w:ascii="Lucida Console" w:hAnsi="Lucida Console"/>
+        </w:rPr>
+        <w:tab/>
+        <w:t>.andExpect(status().isOk())</w:t>
+      </w:r>
+    </w:p>
+    <w:p>
+      <w:pPr>
+        <w:rPr>
+          <w:rFonts w:ascii="Lucida Console" w:hAnsi="Lucida Console"/>
+        </w:rPr>
+      </w:pPr>
+      <w:r>
+        <w:rPr>
+          <w:rFonts w:ascii="Lucida Console" w:hAnsi="Lucida Console"/>
+        </w:rPr>
+        <w:tab/>
+      </w:r>
+      <w:r>
+        <w:rPr>
+          <w:rFonts w:ascii="Lucida Console" w:hAnsi="Lucida Console"/>
+        </w:rPr>
+        <w:tab/>
+        <w:t>.andExpect(jsonPath(“$”, hasSize(1)))</w:t>
+      </w:r>
+    </w:p>
+    <w:p>
+      <w:pPr>
+        <w:rPr>
+          <w:rFonts w:ascii="Lucida Console" w:hAnsi="Lucida Console"/>
+        </w:rPr>
+      </w:pPr>
+      <w:r>
+        <w:rPr>
+          <w:rFonts w:ascii="Lucida Console" w:hAnsi="Lucida Console"/>
+        </w:rPr>
+        <w:t>);</w:t>
+      </w:r>
+    </w:p>
+    <w:p>
+      <w:pPr>
+        <w:rPr>
+          <w:rFonts w:ascii="Lucida Console" w:hAnsi="Lucida Console"/>
+        </w:rPr>
+      </w:pPr>
+    </w:p>
+    <w:p>
+      <w:pPr>
+        <w:rPr>
+          <w:rFonts w:ascii="Lucida Console" w:hAnsi="Lucida Console"/>
+        </w:rPr>
+      </w:pPr>
+      <w:r>
+        <w:rPr>
+          <w:rFonts w:ascii="Lucida Console" w:hAnsi="Lucida Console"/>
+        </w:rPr>
+        <w:t xml:space="preserve">//verify </w:t>
+      </w:r>
+    </w:p>
+    <w:p>
+      <w:pPr>
+        <w:rPr>
+          <w:rFonts w:ascii="Lucida Console" w:hAnsi="Lucida Console"/>
+        </w:rPr>
+      </w:pPr>
+      <w:r>
+        <w:rPr>
+          <w:rFonts w:ascii="Lucida Console" w:hAnsi="Lucida Console"/>
+        </w:rPr>
+        <w:t>Student verifyStudent = studentDao.findBy…(args)</w:t>
+      </w:r>
+    </w:p>
+    <w:p>
+      <w:pPr>
+        <w:rPr>
+          <w:rFonts w:ascii="Lucida Console" w:hAnsi="Lucida Console"/>
+        </w:rPr>
+      </w:pPr>
+      <w:r>
+        <w:rPr>
+          <w:rFonts w:ascii="Lucida Console" w:hAnsi="Lucida Console"/>
+        </w:rPr>
+        <w:t>assertNotNull(verifyStudent, “message”);</w:t>
+      </w:r>
+    </w:p>
+    <w:p>
+      <w:pPr>
+        <w:rPr>
+          <w:rFonts w:ascii="Lucida Console" w:hAnsi="Lucida Console"/>
+        </w:rPr>
+      </w:pPr>
+    </w:p>
+    <w:p>
+      <w:pPr>
+        <w:rPr>
+          <w:rFonts w:ascii="Lucida Console" w:hAnsi="Lucida Console"/>
+        </w:rPr>
+      </w:pPr>
+      <w:r>
+        <w:rPr>
+          <w:rFonts w:ascii="Lucida Console" w:hAnsi="Lucida Console"/>
+        </w:rPr>
+        <w:t>.content expects a json as string</w:t>
+      </w:r>
+    </w:p>
+    <w:p>
+      <w:pPr>
+        <w:rPr>
+          <w:rFonts w:ascii="Lucida Console" w:hAnsi="Lucida Console"/>
+        </w:rPr>
+      </w:pPr>
+    </w:p>
+    <w:p>
+      <w:pPr>
+        <w:rPr>
+          <w:rFonts w:ascii="Lucida Console" w:hAnsi="Lucida Console"/>
+        </w:rPr>
+      </w:pPr>
+    </w:p>
+    <w:p>
+      <w:pPr>
+        <w:rPr>
+          <w:rFonts w:ascii="Lucida Console" w:hAnsi="Lucida Console"/>
+        </w:rPr>
+      </w:pPr>
+    </w:p>
+    <w:p>
+      <w:pPr>
+        <w:rPr>
+          <w:rFonts w:ascii="Lucida Console" w:hAnsi="Lucida Console"/>
+        </w:rPr>
+      </w:pPr>
+      <w:r>
+        <w:rPr>
+          <w:rFonts w:ascii="Lucida Console" w:hAnsi="Lucida Console"/>
+        </w:rPr>
+        <w:t>andExpect(status().is4xxClientError())</w:t>
+      </w:r>
+    </w:p>
+    <w:p>
+      <w:pPr>
+        <w:rPr>
+          <w:rFonts w:ascii="Lucida Console" w:hAnsi="Lucida Console"/>
+        </w:rPr>
+      </w:pPr>
+      <w:r>
+        <w:rPr>
+          <w:rFonts w:ascii="Lucida Console" w:hAnsi="Lucida Console"/>
+        </w:rPr>
+        <w:t>expects 4xx type http response</w:t>
+      </w:r>
+    </w:p>
+    <w:p>
+      <w:pPr>
+        <w:rPr>
+          <w:rFonts w:ascii="Lucida Console" w:hAnsi="Lucida Console"/>
+        </w:rPr>
+      </w:pPr>
+    </w:p>
+    <w:p>
+      <w:pPr>
+        <w:rPr>
+          <w:rFonts w:ascii="Lucida Console" w:hAnsi="Lucida Console"/>
+        </w:rPr>
+      </w:pPr>
+      <w:r>
+        <w:rPr>
+          <w:rFonts w:ascii="Lucida Console" w:hAnsi="Lucida Console"/>
+        </w:rPr>
+        <w:t>andExpect(jsonPath(“$.status”, is(404)))</w:t>
+      </w:r>
+    </w:p>
+    <w:p>
+      <w:pPr>
+        <w:rPr>
+          <w:rFonts w:ascii="Lucida Console" w:hAnsi="Lucida Console"/>
+        </w:rPr>
+      </w:pPr>
+      <w:r>
+        <w:rPr>
+          <w:rFonts w:ascii="Lucida Console" w:hAnsi="Lucida Console"/>
+        </w:rPr>
+        <w:t xml:space="preserve">to match exact status </w:t>
+      </w:r>
+      <w:r>
+        <w:rPr>
+          <w:rFonts w:ascii="Lucida Console" w:hAnsi="Lucida Console"/>
+        </w:rPr>
+        <w:t xml:space="preserve"> (import static org.hamcrest.Matchers.is)</w:t>
+      </w:r>
+    </w:p>
+    <w:p>
+      <w:pPr>
+        <w:rPr>
+          <w:rFonts w:ascii="Lucida Console" w:hAnsi="Lucida Console"/>
+        </w:rPr>
+      </w:pPr>
+    </w:p>
+    <w:p>
+      <w:pPr>
+        <w:rPr>
+          <w:rFonts w:ascii="Lucida Console" w:hAnsi="Lucida Console"/>
+        </w:rPr>
+      </w:pPr>
+    </w:p>
+    <w:p>
+      <w:pPr>
+        <w:rPr>
+          <w:rFonts w:ascii="Lucida Console" w:hAnsi="Lucida Console"/>
+          <w:b/>
+          <w:bCs/>
+        </w:rPr>
+      </w:pPr>
+      <w:r>
+        <w:rPr>
+          <w:rFonts w:ascii="Lucida Console" w:hAnsi="Lucida Console"/>
+          <w:b/>
+          <w:bCs/>
+        </w:rPr>
+        <w:t xml:space="preserve">.127. </w:t>
+      </w:r>
+    </w:p>
+    <w:p>
+      <w:pPr>
+        <w:rPr>
+          <w:rFonts w:ascii="Lucida Console" w:hAnsi="Lucida Console"/>
+          <w:b/>
+          <w:bCs/>
+        </w:rPr>
+      </w:pPr>
+    </w:p>
+    <w:p>
+      <w:pPr>
+        <w:rPr>
+          <w:rFonts w:ascii="Lucida Console" w:hAnsi="Lucida Console"/>
+        </w:rPr>
+      </w:pPr>
+      <w:r>
+        <w:rPr>
+          <w:rFonts w:ascii="Lucida Console" w:hAnsi="Lucida Console"/>
+        </w:rPr>
+        <w:t>mockMvc.perform(post(“/endpoint”)</w:t>
+      </w:r>
+    </w:p>
+    <w:p>
+      <w:pPr>
+        <w:rPr>
+          <w:rFonts w:ascii="Lucida Console" w:hAnsi="Lucida Console"/>
+        </w:rPr>
+      </w:pPr>
+      <w:r>
+        <w:rPr>
+          <w:rFonts w:ascii="Lucida Console" w:hAnsi="Lucida Console"/>
+        </w:rPr>
+        <w:t>.contentType(…)</w:t>
+      </w:r>
+    </w:p>
+    <w:p>
+      <w:pPr>
+        <w:rPr>
+          <w:rFonts w:ascii="Lucida Console" w:hAnsi="Lucida Console"/>
+        </w:rPr>
+      </w:pPr>
+      <w:r>
+        <w:rPr>
+          <w:rFonts w:ascii="Lucida Console" w:hAnsi="Lucida Console"/>
+        </w:rPr>
+        <w:t>.param(“param”, “85”)</w:t>
+      </w:r>
+    </w:p>
+    <w:p>
+      <w:pPr>
+        <w:rPr>
+          <w:rFonts w:ascii="Lucida Console" w:hAnsi="Lucida Console"/>
+        </w:rPr>
+      </w:pPr>
+      <w:r>
+        <w:rPr>
+          <w:rFonts w:ascii="Lucida Console" w:hAnsi="Lucida Console"/>
+        </w:rPr>
+        <w:t>)</w:t>
+      </w:r>
+    </w:p>
+    <w:p>
+      <w:pPr>
+        <w:rPr>
+          <w:rFonts w:ascii="Lucida Console" w:hAnsi="Lucida Console"/>
+        </w:rPr>
+      </w:pPr>
+    </w:p>
+    <w:p>
+      <w:pPr>
+        <w:rPr>
+          <w:rFonts w:ascii="Lucida Console" w:hAnsi="Lucida Console"/>
+        </w:rPr>
+      </w:pPr>
+      <w:r>
+        <w:rPr>
+          <w:rFonts w:ascii="Lucida Console" w:hAnsi="Lucida Console"/>
+        </w:rPr>
+        <w:t xml:space="preserve">mockmvc accepts parameters </w:t>
+      </w:r>
+      <w:r>
+        <w:rPr>
+          <w:rFonts w:ascii="Lucida Console" w:hAnsi="Lucida Console"/>
+        </w:rPr>
+        <w:t>(@RequestParam)</w:t>
       </w:r>
     </w:p>
     <w:sectPr>

--- a/unit test.docx
+++ b/unit test.docx
@@ -5177,31 +5177,7 @@
         <w:rPr>
           <w:rFonts w:ascii="Lucida Console" w:hAnsi="Lucida Console"/>
         </w:rPr>
-        <w:t>mockMvc.perform(MockMvcRequestBuilders.get(“/endpoint</w:t>
-      </w:r>
-      <w:r>
-        <w:rPr>
-          <w:rFonts w:ascii="Lucida Console" w:hAnsi="Lucida Console"/>
-        </w:rPr>
-        <w:t>/{arg}</w:t>
-      </w:r>
-      <w:r>
-        <w:rPr>
-          <w:rFonts w:ascii="Lucida Console" w:hAnsi="Lucida Console"/>
-        </w:rPr>
-        <w:t>”</w:t>
-      </w:r>
-      <w:r>
-        <w:rPr>
-          <w:rFonts w:ascii="Lucida Console" w:hAnsi="Lucida Console"/>
-        </w:rPr>
-        <w:t>, arg</w:t>
-      </w:r>
-      <w:r>
-        <w:rPr>
-          <w:rFonts w:ascii="Lucida Console" w:hAnsi="Lucida Console"/>
-        </w:rPr>
-        <w:t>))</w:t>
+        <w:t>mockMvc.perform(MockMvcRequestBuilders.get(“/endpoint/{arg}”, arg))</w:t>
       </w:r>
     </w:p>
     <w:p>
@@ -5646,6 +5622,494 @@
           <w:rFonts w:ascii="Lucida Console" w:hAnsi="Lucida Console"/>
         </w:rPr>
         <w:t>(@RequestParam)</w:t>
+      </w:r>
+    </w:p>
+    <w:p>
+      <w:pPr>
+        <w:rPr>
+          <w:rFonts w:ascii="Lucida Console" w:hAnsi="Lucida Console"/>
+        </w:rPr>
+      </w:pPr>
+    </w:p>
+    <w:p>
+      <w:pPr>
+        <w:rPr>
+          <w:rFonts w:ascii="Lucida Console" w:hAnsi="Lucida Console"/>
+        </w:rPr>
+      </w:pPr>
+    </w:p>
+    <w:p>
+      <w:pPr>
+        <w:rPr>
+          <w:rFonts w:ascii="Lucida Console" w:hAnsi="Lucida Console"/>
+          <w:b/>
+          <w:bCs/>
+        </w:rPr>
+      </w:pPr>
+      <w:r>
+        <w:rPr>
+          <w:rFonts w:ascii="Lucida Console" w:hAnsi="Lucida Console"/>
+          <w:b/>
+          <w:bCs/>
+        </w:rPr>
+        <w:t>...</w:t>
+      </w:r>
+    </w:p>
+    <w:p>
+      <w:pPr>
+        <w:rPr>
+          <w:rFonts w:ascii="Lucida Console" w:hAnsi="Lucida Console"/>
+          <w:b/>
+          <w:bCs/>
+        </w:rPr>
+      </w:pPr>
+      <w:r>
+        <w:rPr>
+          <w:rFonts w:ascii="Lucida Console" w:hAnsi="Lucida Console"/>
+          <w:b/>
+          <w:bCs/>
+        </w:rPr>
+        <w:br w:type="page"/>
+      </w:r>
+    </w:p>
+    <w:p>
+      <w:pPr>
+        <w:rPr>
+          <w:rFonts w:ascii="Lucida Console" w:hAnsi="Lucida Console"/>
+          <w:b/>
+          <w:bCs/>
+        </w:rPr>
+      </w:pPr>
+      <w:r>
+        <w:rPr>
+          <w:rFonts w:ascii="Lucida Console" w:hAnsi="Lucida Console"/>
+          <w:b/>
+          <w:bCs/>
+        </w:rPr>
+        <w:lastRenderedPageBreak/>
+        <w:t>.Mocking Non-Bean Static Functions</w:t>
+      </w:r>
+    </w:p>
+    <w:p>
+      <w:pPr>
+        <w:rPr>
+          <w:rFonts w:ascii="Lucida Console" w:hAnsi="Lucida Console"/>
+          <w:b/>
+          <w:bCs/>
+        </w:rPr>
+      </w:pPr>
+    </w:p>
+    <w:p>
+      <w:pPr>
+        <w:rPr>
+          <w:rFonts w:ascii="Lucida Console" w:hAnsi="Lucida Console"/>
+        </w:rPr>
+      </w:pPr>
+      <w:r>
+        <w:rPr>
+          <w:rFonts w:ascii="Lucida Console" w:hAnsi="Lucida Console"/>
+        </w:rPr>
+        <w:t>//StaticUtils is the class to be mocked</w:t>
+      </w:r>
+    </w:p>
+    <w:p>
+      <w:pPr>
+        <w:rPr>
+          <w:rFonts w:ascii="Lucida Console" w:hAnsi="Lucida Console"/>
+        </w:rPr>
+      </w:pPr>
+      <w:r>
+        <w:rPr>
+          <w:rFonts w:ascii="Lucida Console" w:hAnsi="Lucida Console"/>
+        </w:rPr>
+        <w:t>MockedStatic&lt;StaticUtils&gt; mockedStatic;</w:t>
+      </w:r>
+    </w:p>
+    <w:p>
+      <w:pPr>
+        <w:rPr>
+          <w:rFonts w:ascii="Lucida Console" w:hAnsi="Lucida Console"/>
+          <w:b/>
+          <w:bCs/>
+        </w:rPr>
+      </w:pPr>
+    </w:p>
+    <w:p>
+      <w:pPr>
+        <w:rPr>
+          <w:rFonts w:ascii="Lucida Console" w:hAnsi="Lucida Console"/>
+        </w:rPr>
+      </w:pPr>
+      <w:r>
+        <w:rPr>
+          <w:rFonts w:ascii="Lucida Console" w:hAnsi="Lucida Console"/>
+        </w:rPr>
+        <w:t xml:space="preserve">    @BeforeEach</w:t>
+      </w:r>
+    </w:p>
+    <w:p>
+      <w:pPr>
+        <w:rPr>
+          <w:rFonts w:ascii="Lucida Console" w:hAnsi="Lucida Console"/>
+        </w:rPr>
+      </w:pPr>
+      <w:r>
+        <w:rPr>
+          <w:rFonts w:ascii="Lucida Console" w:hAnsi="Lucida Console"/>
+        </w:rPr>
+        <w:t xml:space="preserve">    void setUp() {</w:t>
+      </w:r>
+    </w:p>
+    <w:p>
+      <w:pPr>
+        <w:rPr>
+          <w:rFonts w:ascii="Lucida Console" w:hAnsi="Lucida Console"/>
+        </w:rPr>
+      </w:pPr>
+      <w:r>
+        <w:rPr>
+          <w:rFonts w:ascii="Lucida Console" w:hAnsi="Lucida Console"/>
+        </w:rPr>
+        <w:t xml:space="preserve">        mockedStatic = mockStatic(StaticUtils.class);</w:t>
+      </w:r>
+    </w:p>
+    <w:p>
+      <w:pPr>
+        <w:rPr>
+          <w:rFonts w:ascii="Lucida Console" w:hAnsi="Lucida Console"/>
+        </w:rPr>
+      </w:pPr>
+      <w:r>
+        <w:rPr>
+          <w:rFonts w:ascii="Lucida Console" w:hAnsi="Lucida Console"/>
+        </w:rPr>
+        <w:t xml:space="preserve">    }</w:t>
+      </w:r>
+    </w:p>
+    <w:p>
+      <w:pPr>
+        <w:rPr>
+          <w:rFonts w:ascii="Lucida Console" w:hAnsi="Lucida Console"/>
+        </w:rPr>
+      </w:pPr>
+    </w:p>
+    <w:p>
+      <w:pPr>
+        <w:rPr>
+          <w:rFonts w:ascii="Lucida Console" w:hAnsi="Lucida Console"/>
+        </w:rPr>
+      </w:pPr>
+      <w:r>
+        <w:rPr>
+          <w:rFonts w:ascii="Lucida Console" w:hAnsi="Lucida Console"/>
+        </w:rPr>
+        <w:t xml:space="preserve">    @AfterEach</w:t>
+      </w:r>
+    </w:p>
+    <w:p>
+      <w:pPr>
+        <w:rPr>
+          <w:rFonts w:ascii="Lucida Console" w:hAnsi="Lucida Console"/>
+        </w:rPr>
+      </w:pPr>
+      <w:r>
+        <w:rPr>
+          <w:rFonts w:ascii="Lucida Console" w:hAnsi="Lucida Console"/>
+        </w:rPr>
+        <w:t xml:space="preserve">    void tearDown() {</w:t>
+      </w:r>
+    </w:p>
+    <w:p>
+      <w:pPr>
+        <w:rPr>
+          <w:rFonts w:ascii="Lucida Console" w:hAnsi="Lucida Console"/>
+        </w:rPr>
+      </w:pPr>
+      <w:r>
+        <w:rPr>
+          <w:rFonts w:ascii="Lucida Console" w:hAnsi="Lucida Console"/>
+        </w:rPr>
+        <w:t xml:space="preserve">        mockedStatic.close();</w:t>
+      </w:r>
+    </w:p>
+    <w:p>
+      <w:pPr>
+        <w:rPr>
+          <w:rFonts w:ascii="Lucida Console" w:hAnsi="Lucida Console"/>
+        </w:rPr>
+      </w:pPr>
+      <w:r>
+        <w:rPr>
+          <w:rFonts w:ascii="Lucida Console" w:hAnsi="Lucida Console"/>
+        </w:rPr>
+        <w:t xml:space="preserve">    }</w:t>
+      </w:r>
+    </w:p>
+    <w:p>
+      <w:pPr>
+        <w:rPr>
+          <w:rFonts w:ascii="Lucida Console" w:hAnsi="Lucida Console"/>
+        </w:rPr>
+      </w:pPr>
+      <w:r>
+        <w:rPr>
+          <w:rFonts w:ascii="Lucida Console" w:hAnsi="Lucida Console"/>
+        </w:rPr>
+        <w:t xml:space="preserve">//before each @Test function, static mock should be initatiated and after each it should be closed, otherwise it will behave unexpectedly. </w:t>
+      </w:r>
+    </w:p>
+    <w:p>
+      <w:pPr>
+        <w:rPr>
+          <w:rFonts w:ascii="Lucida Console" w:hAnsi="Lucida Console"/>
+        </w:rPr>
+      </w:pPr>
+    </w:p>
+    <w:p>
+      <w:pPr>
+        <w:rPr>
+          <w:rFonts w:ascii="Lucida Console" w:hAnsi="Lucida Console"/>
+        </w:rPr>
+      </w:pPr>
+      <w:r>
+        <w:rPr>
+          <w:rFonts w:ascii="Lucida Console" w:hAnsi="Lucida Console"/>
+        </w:rPr>
+        <w:t>then static function call can be mocked as follows:</w:t>
+      </w:r>
+    </w:p>
+    <w:p>
+      <w:pPr>
+        <w:rPr>
+          <w:rFonts w:ascii="Lucida Console" w:hAnsi="Lucida Console"/>
+        </w:rPr>
+      </w:pPr>
+      <w:r>
+        <w:rPr>
+          <w:rFonts w:ascii="Lucida Console" w:hAnsi="Lucida Console"/>
+        </w:rPr>
+        <w:t>mockedStatic.when(() -&gt; StaticUtils.doThing()).thenReturn("mocked");</w:t>
+      </w:r>
+    </w:p>
+    <w:p>
+      <w:pPr>
+        <w:rPr>
+          <w:rFonts w:ascii="Lucida Console" w:hAnsi="Lucida Console"/>
+        </w:rPr>
+      </w:pPr>
+    </w:p>
+    <w:p>
+      <w:pPr>
+        <w:rPr>
+          <w:rFonts w:ascii="Lucida Console" w:hAnsi="Lucida Console"/>
+        </w:rPr>
+      </w:pPr>
+      <w:r>
+        <w:rPr>
+          <w:rFonts w:ascii="Lucida Console" w:hAnsi="Lucida Console"/>
+        </w:rPr>
+        <w:t xml:space="preserve">every other static function in that class will return (0,false,null) unless CALLS_REAL_METHODS flag is set </w:t>
+      </w:r>
+    </w:p>
+    <w:p>
+      <w:pPr>
+        <w:rPr>
+          <w:rFonts w:ascii="Lucida Console" w:hAnsi="Lucida Console"/>
+        </w:rPr>
+      </w:pPr>
+      <w:r>
+        <w:rPr>
+          <w:rFonts w:ascii="Lucida Console" w:hAnsi="Lucida Console"/>
+        </w:rPr>
+        <w:t>mockStatic(MyUtils.class, CALLS_REAL_METHODS);</w:t>
+      </w:r>
+    </w:p>
+    <w:p>
+      <w:pPr>
+        <w:rPr>
+          <w:rFonts w:ascii="Lucida Console" w:hAnsi="Lucida Console"/>
+          <w:b/>
+          <w:bCs/>
+        </w:rPr>
+      </w:pPr>
+    </w:p>
+    <w:p>
+      <w:pPr>
+        <w:rPr>
+          <w:rFonts w:ascii="Lucida Console" w:hAnsi="Lucida Console"/>
+          <w:b/>
+          <w:bCs/>
+        </w:rPr>
+      </w:pPr>
+      <w:r>
+        <w:rPr>
+          <w:rFonts w:ascii="Lucida Console" w:hAnsi="Lucida Console"/>
+          <w:b/>
+          <w:bCs/>
+        </w:rPr>
+        <w:t>.ArgumentCaptor.</w:t>
+      </w:r>
+    </w:p>
+    <w:p>
+      <w:pPr>
+        <w:rPr>
+          <w:rFonts w:ascii="Lucida Console" w:hAnsi="Lucida Console"/>
+          <w:b/>
+          <w:bCs/>
+        </w:rPr>
+      </w:pPr>
+    </w:p>
+    <w:p>
+      <w:pPr>
+        <w:rPr>
+          <w:rFonts w:ascii="Lucida Console" w:hAnsi="Lucida Console"/>
+        </w:rPr>
+      </w:pPr>
+      <w:r>
+        <w:rPr>
+          <w:rFonts w:ascii="Lucida Console" w:hAnsi="Lucida Console"/>
+        </w:rPr>
+        <w:t>//argumentCaptor is set to capture parameter with type of JsonObject</w:t>
+      </w:r>
+    </w:p>
+    <w:p>
+      <w:pPr>
+        <w:rPr>
+          <w:rFonts w:ascii="Lucida Console" w:hAnsi="Lucida Console"/>
+        </w:rPr>
+      </w:pPr>
+      <w:r>
+        <w:rPr>
+          <w:rFonts w:ascii="Lucida Console" w:hAnsi="Lucida Console"/>
+        </w:rPr>
+        <w:t xml:space="preserve">    ArgumentCaptor&lt;JsonObject&gt; jsonCaptor = ArgumentCaptor.forClass(JsonObject.class);</w:t>
+      </w:r>
+    </w:p>
+    <w:p>
+      <w:pPr>
+        <w:rPr>
+          <w:rFonts w:ascii="Lucida Console" w:hAnsi="Lucida Console"/>
+        </w:rPr>
+      </w:pPr>
+    </w:p>
+    <w:p>
+      <w:pPr>
+        <w:rPr>
+          <w:rFonts w:ascii="Lucida Console" w:hAnsi="Lucida Console"/>
+        </w:rPr>
+      </w:pPr>
+    </w:p>
+    <w:p>
+      <w:pPr>
+        <w:rPr>
+          <w:rFonts w:ascii="Lucida Console" w:hAnsi="Lucida Console"/>
+        </w:rPr>
+      </w:pPr>
+      <w:r>
+        <w:rPr>
+          <w:rFonts w:ascii="Lucida Console" w:hAnsi="Lucida Console"/>
+        </w:rPr>
+        <w:t xml:space="preserve">    mockedStatic.when(() -&gt; HttpCaller.call(any(), any(), any())).thenReturn(fake);</w:t>
+      </w:r>
+    </w:p>
+    <w:p>
+      <w:pPr>
+        <w:rPr>
+          <w:rFonts w:ascii="Lucida Console" w:hAnsi="Lucida Console"/>
+        </w:rPr>
+      </w:pPr>
+    </w:p>
+    <w:p>
+      <w:pPr>
+        <w:rPr>
+          <w:rFonts w:ascii="Lucida Console" w:hAnsi="Lucida Console"/>
+        </w:rPr>
+      </w:pPr>
+      <w:r>
+        <w:rPr>
+          <w:rFonts w:ascii="Lucida Console" w:hAnsi="Lucida Console"/>
+        </w:rPr>
+        <w:t xml:space="preserve">    service.mukellefTuruSorgulaEteb(webClient, buildRequest());</w:t>
+      </w:r>
+    </w:p>
+    <w:p>
+      <w:pPr>
+        <w:rPr>
+          <w:rFonts w:ascii="Lucida Console" w:hAnsi="Lucida Console"/>
+        </w:rPr>
+      </w:pPr>
+    </w:p>
+    <w:p>
+      <w:pPr>
+        <w:rPr>
+          <w:rFonts w:ascii="Lucida Console" w:hAnsi="Lucida Console"/>
+        </w:rPr>
+      </w:pPr>
+      <w:r>
+        <w:rPr>
+          <w:rFonts w:ascii="Lucida Console" w:hAnsi="Lucida Console"/>
+        </w:rPr>
+        <w:lastRenderedPageBreak/>
+        <w:t xml:space="preserve">    mockedStatic.verify(() -&gt; HttpCaller.call(eq(webClient), jsonCaptor.capture(), eq(ServiceCallEnums.SERVICE_CALL)));</w:t>
+      </w:r>
+    </w:p>
+    <w:p>
+      <w:pPr>
+        <w:rPr>
+          <w:rFonts w:ascii="Lucida Console" w:hAnsi="Lucida Console"/>
+        </w:rPr>
+      </w:pPr>
+    </w:p>
+    <w:p>
+      <w:pPr>
+        <w:rPr>
+          <w:rFonts w:ascii="Lucida Console" w:hAnsi="Lucida Console"/>
+        </w:rPr>
+      </w:pPr>
+      <w:r>
+        <w:rPr>
+          <w:rFonts w:ascii="Lucida Console" w:hAnsi="Lucida Console"/>
+        </w:rPr>
+        <w:t xml:space="preserve">    JsonObject captured = jsonCaptor.getValue();</w:t>
+      </w:r>
+    </w:p>
+    <w:p>
+      <w:pPr>
+        <w:rPr>
+          <w:rFonts w:ascii="Lucida Console" w:hAnsi="Lucida Console"/>
+        </w:rPr>
+      </w:pPr>
+      <w:r>
+        <w:rPr>
+          <w:rFonts w:ascii="Lucida Console" w:hAnsi="Lucida Console"/>
+        </w:rPr>
+        <w:t xml:space="preserve">    assertEquals("1234567890", captured.get("vkn").getAsString());</w:t>
+      </w:r>
+    </w:p>
+    <w:p>
+      <w:pPr>
+        <w:rPr>
+          <w:rFonts w:ascii="Lucida Console" w:hAnsi="Lucida Console"/>
+        </w:rPr>
+      </w:pPr>
+      <w:r>
+        <w:rPr>
+          <w:rFonts w:ascii="Lucida Console" w:hAnsi="Lucida Console"/>
+        </w:rPr>
+        <w:t xml:space="preserve">    assertEquals("12345678901", captured.get("tckn").getAsString());</w:t>
+      </w:r>
+    </w:p>
+    <w:p>
+      <w:pPr>
+        <w:rPr>
+          <w:rFonts w:ascii="Lucida Console" w:hAnsi="Lucida Console"/>
+        </w:rPr>
+      </w:pPr>
+      <w:r>
+        <w:rPr>
+          <w:rFonts w:ascii="Lucida Console" w:hAnsi="Lucida Console"/>
+        </w:rPr>
+        <w:t xml:space="preserve">    assertEquals("KURUM01", captured.get("kullaniciKodu").getAsString());</w:t>
       </w:r>
     </w:p>
     <w:sectPr>
@@ -6061,7 +6525,6 @@
   <w:style w:type="character" w:default="1" w:styleId="VarsaylanParagrafYazTipi">
     <w:name w:val="Default Paragraph Font"/>
     <w:uiPriority w:val="1"/>
-    <w:semiHidden/>
     <w:unhideWhenUsed/>
   </w:style>
   <w:style w:type="table" w:default="1" w:styleId="NormalTablo">
